--- a/docs/声盾-参赛技术报告.docx
+++ b/docs/声盾-参赛技术报告.docx
@@ -34,7 +34,7 @@
           </w:tcPr>
           <w:p>
             <w:pPr>
-              <w:spacing w:before="3944"/>
+              <w:spacing w:before="3795"/>
             </w:pPr>
           </w:p>
           <w:p>
@@ -138,7 +138,7 @@
                 <w:sz w:val="24"/>
                 <w:szCs w:val="24"/>
               </w:rPr>
-              <w:t xml:space="preserve">参赛单位：【学校 / 学院名称】</w:t>
+              <w:t xml:space="preserve">参赛队伍：你们说的对</w:t>
             </w:r>
           </w:p>
           <w:p>
@@ -156,7 +156,7 @@
                 <w:sz w:val="24"/>
                 <w:szCs w:val="24"/>
               </w:rPr>
-              <w:t xml:space="preserve">团队成员：【成员姓名，多人以顿号分隔】</w:t>
+              <w:t xml:space="preserve">参赛单位：大连理工大学</w:t>
             </w:r>
           </w:p>
           <w:p>
@@ -174,7 +174,7 @@
                 <w:sz w:val="24"/>
                 <w:szCs w:val="24"/>
               </w:rPr>
-              <w:t xml:space="preserve">指导教师：【指导教师姓名】</w:t>
+              <w:t xml:space="preserve">团队成员：谭畅 等 2 人</w:t>
             </w:r>
           </w:p>
           <w:p>
@@ -192,12 +192,30 @@
                 <w:sz w:val="24"/>
                 <w:szCs w:val="24"/>
               </w:rPr>
+              <w:t xml:space="preserve">开源仓库：github.com/43aquarius/ShieldEar</w:t>
+            </w:r>
+          </w:p>
+          <w:p>
+            <w:pPr>
+              <w:pBdr>
+                <w:left w:val="single" w:color="34D399" w:sz="8" w:space="12"/>
+              </w:pBdr>
+              <w:spacing w:after="80"/>
+              <w:ind w:left="1400"/>
+            </w:pPr>
+            <w:r>
+              <w:rPr>
+                <w:rFonts w:ascii="Arial" w:eastAsia="Microsoft YaHei"/>
+                <w:color w:val="8FB8A3"/>
+                <w:sz w:val="24"/>
+                <w:szCs w:val="24"/>
+              </w:rPr>
               <w:t xml:space="preserve">完成日期：2026 年 10 月</w:t>
             </w:r>
           </w:p>
           <w:p>
             <w:pPr>
-              <w:spacing w:before="3944"/>
+              <w:spacing w:before="3795"/>
             </w:pPr>
           </w:p>
           <w:p>
@@ -304,7 +322,7 @@
           <w:sz w:val="24"/>
           <w:szCs w:val="24"/>
         </w:rPr>
-        <w:t xml:space="preserve">在算法之外，作品补齐了反诈业务闭环：高置信片段实时告警、音频与判决结果的SHA-256哈希固定、案件编号与证据链管理、以及可导出为PDF的核验报告。平台内建「现场合成挑战」模块，可在答辩现场用TTS生成诈骗话术语音并当场检出，完整演示生成、检出、存证的闭环。作品预留AASIST与RawGAT-ST双网络集成接口，后续将在ASVspoof权威基准上补齐EER与t-DCF硬指标。</w:t>
+        <w:t xml:space="preserve">在算法之外，作品补齐了反诈业务闭环：高置信片段实时告警、音频与判决结果的SHA-256哈希固定、案件编号与证据链管理、以及可导出为PDF的核验报告。平台内建「现场合成挑战」模块，以四级合成链路保证评审现场输入的任意文本被真实合成并当场检出，完整演示生成、检出、存证的闭环。作品预留AASIST与RawGAT-ST双网络集成接口，后续将在ASVspoof权威基准上补齐EER与t-DCF硬指标。</w:t>
       </w:r>
     </w:p>
     <w:p>
@@ -756,7 +774,7 @@
             <w:spacing w:before="120" w:after="60"/>
           </w:pPr>
           <w:r>
-            <w:t>4.7 现场合成挑战闭环</w:t>
+            <w:t>4.7 现场合成挑战闭环与四级合成链</w:t>
           </w:r>
           <w:r>
             <w:tab/>
@@ -780,7 +798,7 @@
             <w:tab/>
           </w:r>
           <w:r>
-            <w:t>8</w:t>
+            <w:t>9</w:t>
           </w:r>
         </w:p>
         <w:p>
@@ -875,7 +893,7 @@
             <w:tab/>
           </w:r>
           <w:r>
-            <w:t>10</w:t>
+            <w:t>11</w:t>
           </w:r>
         </w:p>
         <w:p>
@@ -950,7 +968,7 @@
             <w:tab/>
           </w:r>
           <w:r>
-            <w:t>11</w:t>
+            <w:t>12</w:t>
           </w:r>
         </w:p>
         <w:p>
@@ -1044,7 +1062,7 @@
             <w:tab/>
           </w:r>
           <w:r>
-            <w:t>12</w:t>
+            <w:t>13</w:t>
           </w:r>
         </w:p>
         <w:p>
@@ -1119,7 +1137,7 @@
             <w:tab/>
           </w:r>
           <w:r>
-            <w:t>13</w:t>
+            <w:t>14</w:t>
           </w:r>
         </w:p>
         <w:p>
@@ -5293,7 +5311,7 @@
           <w:sz w:val="30"/>
           <w:szCs w:val="30"/>
         </w:rPr>
-        <w:t xml:space="preserve">4.7 现场合成挑战闭环</w:t>
+        <w:t xml:space="preserve">4.7 现场合成挑战闭环与四级合成链</w:t>
       </w:r>
       <w:bookmarkEnd w:id="20"/>
     </w:p>
@@ -5310,7 +5328,39 @@
           <w:sz w:val="24"/>
           <w:szCs w:val="24"/>
         </w:rPr>
-        <w:t xml:space="preserve">答辩演示的可信度取决于素材的可验证性。现场合成挑战模块允许评审现场输入任意文本并选择7种音色，平台服务端当场调用TTS合成语音，随后立即将该音频送入声盾引擎检测并走完整存证流程。整个过程不依赖预置样本，合成与检测在评审眼前完成，TTS原始输出与分析副本的双哈希写入证据链，构成无法事后构造的现场自证。模块同时预置三类话术模板（冒充亲属求助、冒充领导指令、正常工作通知对照组），并预置合成与自然样本各两件作为TTS服务限流时的降级素材，保证演示在任何网络条件下可复现。</w:t>
+        <w:t xml:space="preserve">答辩演示的可信度取决于素材的可验证性。现场合成挑战模块允许评审现场输入任意文本并选择7种音色，平台服务端当场合成语音，随后立即将该音频送入声盾引擎检测并走完整存证流程，TTS原始输出与分析副本的双哈希写入证据链，构成无法事后构造的现场自证。模块同时预置三类话术模板（冒充亲属求助、冒充领导指令、正常工作通知对照组），直击当前高发的三类语音诈骗话术。</w:t>
+      </w:r>
+    </w:p>
+    <w:p>
+      <w:pPr>
+        <w:spacing w:after="60" w:line="312"/>
+        <w:ind w:firstLine="480"/>
+        <w:jc w:val="both"/>
+      </w:pPr>
+      <w:r>
+        <w:rPr>
+          <w:rFonts w:ascii="Times New Roman" w:eastAsia="SimSun"/>
+          <w:color w:val="1A2420"/>
+          <w:sz w:val="24"/>
+          <w:szCs w:val="24"/>
+        </w:rPr>
+        <w:t xml:space="preserve">为保证「合成用户输入文本」这一演示核心在任何网络条件下不失效，服务端将合成通道重构为四级链路。Tier 1为z-ai云端网关，以node:http直连客户端规避运行时自动附加的抓包指纹请求头，并对上游WAF拦截实施五分钟熔断自动探活；Tier 2为Edge神经TTS，调用微软公共神经语音现场合成用户文本，声学特性与商用合成同类；Tier 3为espeak-ng本地共振峰合成，完全离线兜底；Tier 4为同引擎预置样本回放，仅在以上全部不可用时启用。四级链的实际引擎在界面徽标、API响应与存证记录三处一致标注，评审始终知道「这段音频由哪个引擎生成」，容错设计本身同样遵循作品的诚实原则。</w:t>
+      </w:r>
+    </w:p>
+    <w:p>
+      <w:pPr>
+        <w:spacing w:after="60" w:line="312"/>
+        <w:ind w:firstLine="480"/>
+        <w:jc w:val="both"/>
+      </w:pPr>
+      <w:r>
+        <w:rPr>
+          <w:rFonts w:ascii="Times New Roman" w:eastAsia="SimSun"/>
+          <w:color w:val="1A2420"/>
+          <w:sz w:val="24"/>
+          <w:szCs w:val="24"/>
+        </w:rPr>
+        <w:t xml:space="preserve">该设计源自一次真实的工程事件：上游网关新增Web应用防火墙规则，以请求头指纹拦截服务端脚本形态的全部请求，现场合成一度不可用。团队通过回显服务器抓包对比逐头锁定指纹维度，以请求形态重构穿透拦截，并进一步把单点云端依赖改造为多级链路，将单点故障转化为可降级的演示韧性。这一过程也被完整记录于测试报告的容错验证章节，作为工程可靠性的可查证案例。</w:t>
       </w:r>
     </w:p>
     <w:p>
@@ -6583,7 +6633,7 @@
                 <w:sz w:val="20"/>
                 <w:szCs w:val="20"/>
               </w:rPr>
-              <w:t xml:space="preserve">TTS现场生成5.9秒语音，判定疑似AI合成，置信度0.83，双哈希存证</w:t>
+              <w:t xml:space="preserve">四级合成链现场生成语音，判定疑似AI合成，置信度0.83，双哈希存证</w:t>
             </w:r>
           </w:p>
         </w:tc>
@@ -6617,7 +6667,7 @@
                 <w:sz w:val="20"/>
                 <w:szCs w:val="20"/>
               </w:rPr>
-              <w:t xml:space="preserve">案例库</w:t>
+              <w:t xml:space="preserve">合成通道容错</w:t>
             </w:r>
           </w:p>
         </w:tc>
@@ -6646,7 +6696,7 @@
                 <w:sz w:val="20"/>
                 <w:szCs w:val="20"/>
               </w:rPr>
-              <w:t xml:space="preserve">切换案例库视图，查看详情与证据下载</w:t>
+              <w:t xml:space="preserve">断网或上游TTS服务被拦截时发起现场合成挑战</w:t>
             </w:r>
           </w:p>
         </w:tc>
@@ -6675,7 +6725,7 @@
                 <w:sz w:val="20"/>
                 <w:szCs w:val="20"/>
               </w:rPr>
-              <w:t xml:space="preserve">案例列表、逐窗明细、特征剖面、证据WAV下载全部正常</w:t>
+              <w:t xml:space="preserve">四级链自动降级至本地合成或预置回放，引擎徽标如实标注，演示不中断</w:t>
             </w:r>
           </w:p>
         </w:tc>
@@ -6708,7 +6758,7 @@
                 <w:sz w:val="20"/>
                 <w:szCs w:val="20"/>
               </w:rPr>
-              <w:t xml:space="preserve">核验报告</w:t>
+              <w:t xml:space="preserve">案例库</w:t>
             </w:r>
           </w:p>
         </w:tc>
@@ -6736,7 +6786,7 @@
                 <w:sz w:val="20"/>
                 <w:szCs w:val="20"/>
               </w:rPr>
-              <w:t xml:space="preserve">在工作台触发打印视图导出</w:t>
+              <w:t xml:space="preserve">切换案例库视图，查看详情与证据下载</w:t>
             </w:r>
           </w:p>
         </w:tc>
@@ -6764,7 +6814,7 @@
                 <w:sz w:val="20"/>
                 <w:szCs w:val="20"/>
               </w:rPr>
-              <w:t xml:space="preserve">打印DOM生成完整八章节报告，含曲线、明细表与哈希链</w:t>
+              <w:t xml:space="preserve">案例列表、逐窗明细、特征剖面、证据WAV下载全部正常</w:t>
             </w:r>
           </w:p>
         </w:tc>
@@ -6798,7 +6848,7 @@
                 <w:sz w:val="20"/>
                 <w:szCs w:val="20"/>
               </w:rPr>
-              <w:t xml:space="preserve">实时鉴听容错</w:t>
+              <w:t xml:space="preserve">核验报告</w:t>
             </w:r>
           </w:p>
         </w:tc>
@@ -6827,7 +6877,7 @@
                 <w:sz w:val="20"/>
                 <w:szCs w:val="20"/>
               </w:rPr>
-              <w:t xml:space="preserve">无麦克风环境点击开始鉴听</w:t>
+              <w:t xml:space="preserve">在工作台触发打印视图导出</w:t>
             </w:r>
           </w:p>
         </w:tc>
@@ -6835,6 +6885,95 @@
           <w:tcPr>
             <w:tcW w:type="pct" w:w="1900"/>
             <w:shd w:fill="F2F7F4" w:val="clear"/>
+            <w:tcMar>
+              <w:top w:type="dxa" w:w="70"/>
+              <w:left w:type="dxa" w:w="110"/>
+              <w:bottom w:type="dxa" w:w="70"/>
+              <w:right w:type="dxa" w:w="110"/>
+            </w:tcMar>
+          </w:tcPr>
+          <w:p>
+            <w:pPr>
+              <w:spacing w:line="280"/>
+              <w:jc w:val="left"/>
+            </w:pPr>
+            <w:r>
+              <w:rPr>
+                <w:rFonts w:ascii="Times New Roman" w:eastAsia="SimSun"/>
+                <w:b w:val="false"/>
+                <w:bCs w:val="false"/>
+                <w:color w:val="1A2420"/>
+                <w:sz w:val="20"/>
+                <w:szCs w:val="20"/>
+              </w:rPr>
+              <w:t xml:space="preserve">打印DOM生成完整八章节报告，含曲线、明细表与哈希链</w:t>
+            </w:r>
+          </w:p>
+        </w:tc>
+      </w:tr>
+      <w:tr>
+        <w:trPr>
+          <w:cantSplit/>
+        </w:trPr>
+        <w:tc>
+          <w:tcPr>
+            <w:tcW w:type="pct" w:w="900"/>
+            <w:tcMar>
+              <w:top w:type="dxa" w:w="70"/>
+              <w:left w:type="dxa" w:w="110"/>
+              <w:bottom w:type="dxa" w:w="70"/>
+              <w:right w:type="dxa" w:w="110"/>
+            </w:tcMar>
+          </w:tcPr>
+          <w:p>
+            <w:pPr>
+              <w:spacing w:line="280"/>
+              <w:jc w:val="left"/>
+            </w:pPr>
+            <w:r>
+              <w:rPr>
+                <w:rFonts w:ascii="Times New Roman" w:eastAsia="SimSun"/>
+                <w:b/>
+                <w:bCs/>
+                <w:color w:val="1A2420"/>
+                <w:sz w:val="20"/>
+                <w:szCs w:val="20"/>
+              </w:rPr>
+              <w:t xml:space="preserve">实时鉴听容错</w:t>
+            </w:r>
+          </w:p>
+        </w:tc>
+        <w:tc>
+          <w:tcPr>
+            <w:tcW w:type="pct" w:w="2200"/>
+            <w:tcMar>
+              <w:top w:type="dxa" w:w="70"/>
+              <w:left w:type="dxa" w:w="110"/>
+              <w:bottom w:type="dxa" w:w="70"/>
+              <w:right w:type="dxa" w:w="110"/>
+            </w:tcMar>
+          </w:tcPr>
+          <w:p>
+            <w:pPr>
+              <w:spacing w:line="280"/>
+              <w:jc w:val="left"/>
+            </w:pPr>
+            <w:r>
+              <w:rPr>
+                <w:rFonts w:ascii="Times New Roman" w:eastAsia="SimSun"/>
+                <w:b w:val="false"/>
+                <w:bCs w:val="false"/>
+                <w:color w:val="1A2420"/>
+                <w:sz w:val="20"/>
+                <w:szCs w:val="20"/>
+              </w:rPr>
+              <w:t xml:space="preserve">无麦克风环境点击开始鉴听</w:t>
+            </w:r>
+          </w:p>
+        </w:tc>
+        <w:tc>
+          <w:tcPr>
+            <w:tcW w:type="pct" w:w="1900"/>
             <w:tcMar>
               <w:top w:type="dxa" w:w="70"/>
               <w:left w:type="dxa" w:w="110"/>
@@ -7231,7 +7370,7 @@
           <w:sz w:val="24"/>
           <w:szCs w:val="24"/>
         </w:rPr>
-        <w:t xml:space="preserve">作品按照「先引擎、后平台、再闭环」的次序推进。第一阶段完成引擎核心与数据驱动校准：DSP基础库、八维特征提取、流式分析器、样本构造与逻辑回归拟合，产出校准后的引擎v1.3。第二阶段完成平台与业务闭环：五层架构搭建、三类采集入口、存证与案例库、核验报告导出、现场合成挑战。第三阶段完成评测与验证：校准集全量评测、实时性实测、无头浏览器端到端功能测试与界面视觉检查。当前平台处于可完整演示状态，全部代码与校准脚本随作品提交。</w:t>
+        <w:t xml:space="preserve">作品按照「先引擎、后平台、再闭环」的次序推进。第一阶段完成引擎核心与数据驱动校准：DSP基础库、八维特征提取、流式分析器、样本构造与逻辑回归拟合，产出校准后的引擎v1.3。第二阶段完成平台与业务闭环：五层架构搭建、三类采集入口、存证与案例库、核验报告导出、现场合成挑战与四级合成链容错设计。第三阶段完成评测与验证：校准集全量评测、实时性实测、无头浏览器端到端功能测试与界面视觉检查。当前平台处于可完整演示状态，全部代码与校准脚本开源托管于 github.com/43aquarius/ShieldEar，校准、变体构造与全量测试均可一键复现。</w:t>
       </w:r>
     </w:p>
     <w:p>
@@ -8596,7 +8735,7 @@
                 <w:sz w:val="20"/>
                 <w:szCs w:val="20"/>
               </w:rPr>
-              <w:t xml:space="preserve">z-ai-web-dev-sdk（现场合成挑战素材生成）</w:t>
+              <w:t xml:space="preserve">z-ai 网关通道、edge-tts（微软公共神经语音客户端）、espeak-ng（开源共振峰合成器）</w:t>
             </w:r>
           </w:p>
         </w:tc>
@@ -8625,7 +8764,7 @@
                 <w:sz w:val="20"/>
                 <w:szCs w:val="20"/>
               </w:rPr>
-              <w:t xml:space="preserve">双哈希锚定的存证集成</w:t>
+              <w:t xml:space="preserve">四级合成链调度、WAF熔断器、双哈希锚定的存证集成</w:t>
             </w:r>
           </w:p>
         </w:tc>

--- a/docs/声盾-参赛技术报告.docx
+++ b/docs/声盾-参赛技术报告.docx
@@ -174,7 +174,7 @@
                 <w:sz w:val="24"/>
                 <w:szCs w:val="24"/>
               </w:rPr>
-              <w:t xml:space="preserve">团队成员：谭畅 等 2 人</w:t>
+              <w:t xml:space="preserve">团队成员：43aquarius、谭畅（共 2 人）</w:t>
             </w:r>
           </w:p>
           <w:p>
@@ -306,7 +306,7 @@
           <w:sz w:val="24"/>
           <w:szCs w:val="24"/>
         </w:rPr>
-        <w:t xml:space="preserve">作品的核心是一套自研的ShieldEar轻量可解释检测引擎：音频统一重采样至16kHz后，以2秒滑动窗口、1秒步进、50%重叠进行流式分析，逐窗提取高频谱平坦度、高频能量占比、谐波规整度、嗓音动力波动、谱通量波动度、基音微扰、过零率波动度与高频周期性共八维声学特征，经真实样本数据驱动校准的逻辑回归评分输出逐窗合成置信度，再经中值滤波与指数平滑完成整段判决。引擎以同构TypeScript实现，浏览器端完成实时初判、服务端以同一份代码复核存证，构成取证级的双端一致性。在自建校准集上，宽带信道下TTS合成语音检出率为20/20，自然人声正确放行4/5；窄带电话信道退化条件下检出16/20；引擎实时因子RTF实测0.003至0.015，普通CPU即可满足通话级实时。</w:t>
+        <w:t xml:space="preserve">作品的核心是一套自研的ShieldEar轻量可解释检测引擎：音频统一重采样至16kHz后，以2秒滑动窗口、1秒步进、50%重叠进行流式分析，逐窗提取高频谱平坦度、高频能量占比、谐波规整度、嗓音动力波动、谱通量波动度、基音微扰、过零率波动度与高频周期性共八维声学特征，经真实样本数据驱动校准的逻辑回归评分输出逐窗合成置信度，再经中值滤波与指数平滑完成整段判决。引擎以同构TypeScript实现，浏览器端完成实时初判、服务端以同一份代码复核存证，构成取证级的双端一致性。在自建校准集上，宽带信道下TTS合成语音检出率为20/20，自然人声正确放行4/5；窄带电话信道退化条件下检出16/20；在由第二TTS引擎（微软Edge神经语音，8音色×3新文本，与校准集引擎级、文本级双重不相交）构成的跨引擎独立测试集上，总体正确率81.3%，其中电话窄带信道检出23/24，且全部漏报均为近阈值不确定档，无盲区漏报。引擎实时因子RTF实测0.003至0.015，普通CPU即可满足通话级实时。</w:t>
       </w:r>
     </w:p>
     <w:p>
@@ -322,7 +322,7 @@
           <w:sz w:val="24"/>
           <w:szCs w:val="24"/>
         </w:rPr>
-        <w:t xml:space="preserve">在算法之外，作品补齐了反诈业务闭环：高置信片段实时告警、音频与判决结果的SHA-256哈希固定、案件编号与证据链管理、以及可导出为PDF的核验报告。平台内建「现场合成挑战」模块，以四级合成链路保证评审现场输入的任意文本被真实合成并当场检出，完整演示生成、检出、存证的闭环。作品预留AASIST与RawGAT-ST双网络集成接口，后续将在ASVspoof权威基准上补齐EER与t-DCF硬指标。</w:t>
+        <w:t xml:space="preserve">在算法之外，作品补齐了反诈业务闭环：高置信片段实时告警、音频与判决结果的SHA-256哈希固定、案件编号与证据链管理、以及可导出为PDF的核验报告。平台内建「现场合成挑战」模块，可在答辩现场用TTS生成诈骗话术语音并当场检出，完整演示生成、检出、存证的闭环；该模块采用四级合成链架构（云网关带熔断探活、Edge神经TTS、espeak-ng本地合成、预置样本回放），任何网络与依赖条件下演示闭环不中断。作品预留AASIST与RawGAT-ST双网络集成接口，后续将在ASVspoof权威基准上补齐EER与t-DCF硬指标。全部源码、文档与测试数据开源于此仓库：github.com/43aquarius/ShieldEar。</w:t>
       </w:r>
     </w:p>
     <w:p>
@@ -385,11 +385,7 @@
           </w:pPr>
           <w:r>
             <w:fldChar w:fldCharType="begin" w:dirty="true"/>
-          </w:r>
-          <w:r>
             <w:instrText xml:space="preserve">TOC \h \o "1-2"</w:instrText>
-          </w:r>
-          <w:r>
             <w:fldChar w:fldCharType="separate"/>
           </w:r>
           <w:hyperlink w:history="1" w:anchor="_Toc1">
@@ -402,6 +398,72 @@
             <w:r>
               <w:fldChar w:fldCharType="begin" w:dirty="true"/>
               <w:instrText xml:space="preserve">PAGEREF _Toc1 \h</w:instrText>
+              <w:fldChar w:fldCharType="separate"/>
+              <w:fldChar w:fldCharType="end"/>
+            </w:r>
+          </w:hyperlink>
+        </w:p>
+        <w:p>
+          <w:pPr>
+            <w:pStyle w:val="TOC2"/>
+            <w:tabs>
+              <w:tab w:val="right" w:pos="8788" w:leader="dot"/>
+            </w:tabs>
+          </w:pPr>
+          <w:hyperlink w:history="1" w:anchor="_Toc2">
+            <w:r>
+              <w:t xml:space="preserve">1.1 选题背景：AI语音诈骗已成为反诈治理最直接的威胁面</w:t>
+            </w:r>
+            <w:r>
+              <w:tab/>
+            </w:r>
+            <w:r>
+              <w:fldChar w:fldCharType="begin" w:dirty="true"/>
+              <w:instrText xml:space="preserve">PAGEREF _Toc2 \h</w:instrText>
+              <w:fldChar w:fldCharType="separate"/>
+              <w:fldChar w:fldCharType="end"/>
+            </w:r>
+          </w:hyperlink>
+        </w:p>
+        <w:p>
+          <w:pPr>
+            <w:pStyle w:val="TOC2"/>
+            <w:tabs>
+              <w:tab w:val="right" w:pos="8788" w:leader="dot"/>
+            </w:tabs>
+          </w:pPr>
+          <w:hyperlink w:history="1" w:anchor="_Toc3">
+            <w:r>
+              <w:t xml:space="preserve">1.2 作品定位与解决的核心问题</w:t>
+            </w:r>
+            <w:r>
+              <w:tab/>
+            </w:r>
+            <w:r>
+              <w:fldChar w:fldCharType="begin" w:dirty="true"/>
+              <w:instrText xml:space="preserve">PAGEREF _Toc3 \h</w:instrText>
+              <w:fldChar w:fldCharType="separate"/>
+              <w:fldChar w:fldCharType="end"/>
+            </w:r>
+          </w:hyperlink>
+        </w:p>
+        <w:p>
+          <w:pPr>
+            <w:pStyle w:val="TOC2"/>
+            <w:tabs>
+              <w:tab w:val="right" w:pos="8788" w:leader="dot"/>
+            </w:tabs>
+          </w:pPr>
+          <w:hyperlink w:history="1" w:anchor="_Toc4">
+            <w:r>
+              <w:t xml:space="preserve">1.3 主要成果</w:t>
+            </w:r>
+            <w:r>
+              <w:tab/>
+            </w:r>
+            <w:r>
+              <w:fldChar w:fldCharType="begin" w:dirty="true"/>
+              <w:instrText xml:space="preserve">PAGEREF _Toc4 \h</w:instrText>
               <w:fldChar w:fldCharType="separate"/>
               <w:fldChar w:fldCharType="end"/>
             </w:r>
@@ -411,788 +473,837 @@
           <w:pPr>
             <w:pStyle w:val="TOC1"/>
             <w:tabs>
-              <w:tab w:val="right" w:leader="dot" w:pos="9026"/>
+              <w:tab w:val="right" w:pos="8788" w:leader="dot"/>
             </w:tabs>
-            <w:spacing w:before="120" w:after="60"/>
           </w:pPr>
-          <w:r>
-            <w:t>第一章  作品概述</w:t>
-          </w:r>
-          <w:r>
-            <w:tab/>
-          </w:r>
-          <w:r>
-            <w:t>2</w:t>
-          </w:r>
+          <w:hyperlink w:history="1" w:anchor="_Toc5">
+            <w:r>
+              <w:t xml:space="preserve">第二章  研究现状与差异化定位</w:t>
+            </w:r>
+            <w:r>
+              <w:tab/>
+            </w:r>
+            <w:r>
+              <w:fldChar w:fldCharType="begin" w:dirty="true"/>
+              <w:instrText xml:space="preserve">PAGEREF _Toc5 \h</w:instrText>
+              <w:fldChar w:fldCharType="separate"/>
+              <w:fldChar w:fldCharType="end"/>
+            </w:r>
+          </w:hyperlink>
         </w:p>
         <w:p>
           <w:pPr>
             <w:pStyle w:val="TOC2"/>
-            <w:ind w:left="360"/>
             <w:tabs>
-              <w:tab w:val="right" w:leader="dot" w:pos="9026"/>
+              <w:tab w:val="right" w:pos="8788" w:leader="dot"/>
             </w:tabs>
-            <w:spacing w:before="120" w:after="60"/>
           </w:pPr>
-          <w:r>
-            <w:t>1.1 选题背景：AI语音诈骗已成为反诈治理最直接的威胁面</w:t>
-          </w:r>
-          <w:r>
-            <w:tab/>
-          </w:r>
-          <w:r>
-            <w:t>2</w:t>
-          </w:r>
+          <w:hyperlink w:history="1" w:anchor="_Toc6">
+            <w:r>
+              <w:t xml:space="preserve">2.1 合成语音鉴伪的技术现状</w:t>
+            </w:r>
+            <w:r>
+              <w:tab/>
+            </w:r>
+            <w:r>
+              <w:fldChar w:fldCharType="begin" w:dirty="true"/>
+              <w:instrText xml:space="preserve">PAGEREF _Toc6 \h</w:instrText>
+              <w:fldChar w:fldCharType="separate"/>
+              <w:fldChar w:fldCharType="end"/>
+            </w:r>
+          </w:hyperlink>
         </w:p>
         <w:p>
           <w:pPr>
             <w:pStyle w:val="TOC2"/>
-            <w:ind w:left="360"/>
             <w:tabs>
-              <w:tab w:val="right" w:leader="dot" w:pos="9026"/>
+              <w:tab w:val="right" w:pos="8788" w:leader="dot"/>
             </w:tabs>
-            <w:spacing w:before="120" w:after="60"/>
           </w:pPr>
-          <w:r>
-            <w:t>1.2 作品定位与解决的核心问题</w:t>
-          </w:r>
-          <w:r>
-            <w:tab/>
-          </w:r>
-          <w:r>
-            <w:t>2</w:t>
-          </w:r>
-        </w:p>
-        <w:p>
-          <w:pPr>
-            <w:pStyle w:val="TOC2"/>
-            <w:ind w:left="360"/>
-            <w:tabs>
-              <w:tab w:val="right" w:leader="dot" w:pos="9026"/>
-            </w:tabs>
-            <w:spacing w:before="120" w:after="60"/>
-          </w:pPr>
-          <w:r>
-            <w:t>1.3 主要成果</w:t>
-          </w:r>
-          <w:r>
-            <w:tab/>
-          </w:r>
-          <w:r>
-            <w:t>2</w:t>
-          </w:r>
+          <w:hyperlink w:history="1" w:anchor="_Toc7">
+            <w:r>
+              <w:t xml:space="preserve">2.2 获奖作品实证与差异化对照</w:t>
+            </w:r>
+            <w:r>
+              <w:tab/>
+            </w:r>
+            <w:r>
+              <w:fldChar w:fldCharType="begin" w:dirty="true"/>
+              <w:instrText xml:space="preserve">PAGEREF _Toc7 \h</w:instrText>
+              <w:fldChar w:fldCharType="separate"/>
+              <w:fldChar w:fldCharType="end"/>
+            </w:r>
+          </w:hyperlink>
         </w:p>
         <w:p>
           <w:pPr>
             <w:pStyle w:val="TOC1"/>
             <w:tabs>
-              <w:tab w:val="right" w:leader="dot" w:pos="9026"/>
+              <w:tab w:val="right" w:pos="8788" w:leader="dot"/>
             </w:tabs>
-            <w:spacing w:before="120" w:after="60"/>
           </w:pPr>
-          <w:r>
-            <w:t>第二章  研究现状与差异化定位</w:t>
-          </w:r>
-          <w:r>
-            <w:tab/>
-          </w:r>
-          <w:r>
-            <w:t>3</w:t>
-          </w:r>
+          <w:hyperlink w:history="1" w:anchor="_Toc8">
+            <w:r>
+              <w:t xml:space="preserve">第三章  系统总体设计</w:t>
+            </w:r>
+            <w:r>
+              <w:tab/>
+            </w:r>
+            <w:r>
+              <w:fldChar w:fldCharType="begin" w:dirty="true"/>
+              <w:instrText xml:space="preserve">PAGEREF _Toc8 \h</w:instrText>
+              <w:fldChar w:fldCharType="separate"/>
+              <w:fldChar w:fldCharType="end"/>
+            </w:r>
+          </w:hyperlink>
         </w:p>
         <w:p>
           <w:pPr>
             <w:pStyle w:val="TOC2"/>
-            <w:ind w:left="360"/>
             <w:tabs>
-              <w:tab w:val="right" w:leader="dot" w:pos="9026"/>
+              <w:tab w:val="right" w:pos="8788" w:leader="dot"/>
             </w:tabs>
-            <w:spacing w:before="120" w:after="60"/>
           </w:pPr>
-          <w:r>
-            <w:t>2.1 合成语音鉴伪的技术现状</w:t>
-          </w:r>
-          <w:r>
-            <w:tab/>
-          </w:r>
-          <w:r>
-            <w:t>3</w:t>
-          </w:r>
+          <w:hyperlink w:history="1" w:anchor="_Toc9">
+            <w:r>
+              <w:t xml:space="preserve">3.1 设计原则</w:t>
+            </w:r>
+            <w:r>
+              <w:tab/>
+            </w:r>
+            <w:r>
+              <w:fldChar w:fldCharType="begin" w:dirty="true"/>
+              <w:instrText xml:space="preserve">PAGEREF _Toc9 \h</w:instrText>
+              <w:fldChar w:fldCharType="separate"/>
+              <w:fldChar w:fldCharType="end"/>
+            </w:r>
+          </w:hyperlink>
         </w:p>
         <w:p>
           <w:pPr>
             <w:pStyle w:val="TOC2"/>
-            <w:ind w:left="360"/>
             <w:tabs>
-              <w:tab w:val="right" w:leader="dot" w:pos="9026"/>
+              <w:tab w:val="right" w:pos="8788" w:leader="dot"/>
             </w:tabs>
-            <w:spacing w:before="120" w:after="60"/>
           </w:pPr>
-          <w:r>
-            <w:t>2.2 获奖作品实证与差异化对照</w:t>
-          </w:r>
-          <w:r>
-            <w:tab/>
-          </w:r>
-          <w:r>
-            <w:t>3</w:t>
-          </w:r>
+          <w:hyperlink w:history="1" w:anchor="_Toc10">
+            <w:r>
+              <w:t xml:space="preserve">3.2 五层总体架构</w:t>
+            </w:r>
+            <w:r>
+              <w:tab/>
+            </w:r>
+            <w:r>
+              <w:fldChar w:fldCharType="begin" w:dirty="true"/>
+              <w:instrText xml:space="preserve">PAGEREF _Toc10 \h</w:instrText>
+              <w:fldChar w:fldCharType="separate"/>
+              <w:fldChar w:fldCharType="end"/>
+            </w:r>
+          </w:hyperlink>
+        </w:p>
+        <w:p>
+          <w:pPr>
+            <w:pStyle w:val="TOC2"/>
+            <w:tabs>
+              <w:tab w:val="right" w:pos="8788" w:leader="dot"/>
+            </w:tabs>
+          </w:pPr>
+          <w:hyperlink w:history="1" w:anchor="_Toc11">
+            <w:r>
+              <w:t xml:space="preserve">3.3 技术选型与实现形态</w:t>
+            </w:r>
+            <w:r>
+              <w:tab/>
+            </w:r>
+            <w:r>
+              <w:fldChar w:fldCharType="begin" w:dirty="true"/>
+              <w:instrText xml:space="preserve">PAGEREF _Toc11 \h</w:instrText>
+              <w:fldChar w:fldCharType="separate"/>
+              <w:fldChar w:fldCharType="end"/>
+            </w:r>
+          </w:hyperlink>
+        </w:p>
+        <w:p>
+          <w:pPr>
+            <w:pStyle w:val="TOC2"/>
+            <w:tabs>
+              <w:tab w:val="right" w:pos="8788" w:leader="dot"/>
+            </w:tabs>
+          </w:pPr>
+          <w:hyperlink w:history="1" w:anchor="_Toc12">
+            <w:r>
+              <w:t xml:space="preserve">3.4 数据流与信任模型</w:t>
+            </w:r>
+            <w:r>
+              <w:tab/>
+            </w:r>
+            <w:r>
+              <w:fldChar w:fldCharType="begin" w:dirty="true"/>
+              <w:instrText xml:space="preserve">PAGEREF _Toc12 \h</w:instrText>
+              <w:fldChar w:fldCharType="separate"/>
+              <w:fldChar w:fldCharType="end"/>
+            </w:r>
+          </w:hyperlink>
         </w:p>
         <w:p>
           <w:pPr>
             <w:pStyle w:val="TOC1"/>
             <w:tabs>
-              <w:tab w:val="right" w:leader="dot" w:pos="9026"/>
+              <w:tab w:val="right" w:pos="8788" w:leader="dot"/>
             </w:tabs>
-            <w:spacing w:before="120" w:after="60"/>
           </w:pPr>
-          <w:r>
-            <w:t>第三章  系统总体设计</w:t>
-          </w:r>
-          <w:r>
-            <w:tab/>
-          </w:r>
-          <w:r>
-            <w:t>4</w:t>
-          </w:r>
+          <w:hyperlink w:history="1" w:anchor="_Toc13">
+            <w:r>
+              <w:t xml:space="preserve">第四章  关键技术与实现</w:t>
+            </w:r>
+            <w:r>
+              <w:tab/>
+            </w:r>
+            <w:r>
+              <w:fldChar w:fldCharType="begin" w:dirty="true"/>
+              <w:instrText xml:space="preserve">PAGEREF _Toc13 \h</w:instrText>
+              <w:fldChar w:fldCharType="separate"/>
+              <w:fldChar w:fldCharType="end"/>
+            </w:r>
+          </w:hyperlink>
         </w:p>
         <w:p>
           <w:pPr>
             <w:pStyle w:val="TOC2"/>
-            <w:ind w:left="360"/>
             <w:tabs>
-              <w:tab w:val="right" w:leader="dot" w:pos="9026"/>
+              <w:tab w:val="right" w:pos="8788" w:leader="dot"/>
             </w:tabs>
-            <w:spacing w:before="120" w:after="60"/>
           </w:pPr>
-          <w:r>
-            <w:t>3.1 设计原则</w:t>
-          </w:r>
-          <w:r>
-            <w:tab/>
-          </w:r>
-          <w:r>
-            <w:t>4</w:t>
-          </w:r>
+          <w:hyperlink w:history="1" w:anchor="_Toc14">
+            <w:r>
+              <w:t xml:space="preserve">4.1 流式滑动窗口检测管线</w:t>
+            </w:r>
+            <w:r>
+              <w:tab/>
+            </w:r>
+            <w:r>
+              <w:fldChar w:fldCharType="begin" w:dirty="true"/>
+              <w:instrText xml:space="preserve">PAGEREF _Toc14 \h</w:instrText>
+              <w:fldChar w:fldCharType="separate"/>
+              <w:fldChar w:fldCharType="end"/>
+            </w:r>
+          </w:hyperlink>
         </w:p>
         <w:p>
           <w:pPr>
             <w:pStyle w:val="TOC2"/>
-            <w:ind w:left="360"/>
             <w:tabs>
-              <w:tab w:val="right" w:leader="dot" w:pos="9026"/>
+              <w:tab w:val="right" w:pos="8788" w:leader="dot"/>
             </w:tabs>
-            <w:spacing w:before="120" w:after="60"/>
           </w:pPr>
-          <w:r>
-            <w:t>3.2 五层总体架构</w:t>
-          </w:r>
-          <w:r>
-            <w:tab/>
-          </w:r>
-          <w:r>
-            <w:t>4</w:t>
-          </w:r>
+          <w:hyperlink w:history="1" w:anchor="_Toc15">
+            <w:r>
+              <w:t xml:space="preserve">4.2 八维声学特征与声码器指纹</w:t>
+            </w:r>
+            <w:r>
+              <w:tab/>
+            </w:r>
+            <w:r>
+              <w:fldChar w:fldCharType="begin" w:dirty="true"/>
+              <w:instrText xml:space="preserve">PAGEREF _Toc15 \h</w:instrText>
+              <w:fldChar w:fldCharType="separate"/>
+              <w:fldChar w:fldCharType="end"/>
+            </w:r>
+          </w:hyperlink>
         </w:p>
         <w:p>
           <w:pPr>
             <w:pStyle w:val="TOC2"/>
-            <w:ind w:left="360"/>
             <w:tabs>
-              <w:tab w:val="right" w:leader="dot" w:pos="9026"/>
+              <w:tab w:val="right" w:pos="8788" w:leader="dot"/>
             </w:tabs>
-            <w:spacing w:before="120" w:after="60"/>
           </w:pPr>
-          <w:r>
-            <w:t>3.3 技术选型与实现形态</w:t>
-          </w:r>
-          <w:r>
-            <w:tab/>
-          </w:r>
-          <w:r>
-            <w:t>5</w:t>
-          </w:r>
+          <w:hyperlink w:history="1" w:anchor="_Toc16">
+            <w:r>
+              <w:t xml:space="preserve">4.3 数据驱动校准</w:t>
+            </w:r>
+            <w:r>
+              <w:tab/>
+            </w:r>
+            <w:r>
+              <w:fldChar w:fldCharType="begin" w:dirty="true"/>
+              <w:instrText xml:space="preserve">PAGEREF _Toc16 \h</w:instrText>
+              <w:fldChar w:fldCharType="separate"/>
+              <w:fldChar w:fldCharType="end"/>
+            </w:r>
+          </w:hyperlink>
         </w:p>
         <w:p>
           <w:pPr>
             <w:pStyle w:val="TOC2"/>
-            <w:ind w:left="360"/>
             <w:tabs>
-              <w:tab w:val="right" w:leader="dot" w:pos="9026"/>
+              <w:tab w:val="right" w:pos="8788" w:leader="dot"/>
             </w:tabs>
-            <w:spacing w:before="120" w:after="60"/>
           </w:pPr>
-          <w:r>
-            <w:t>3.4 数据流与信任模型</w:t>
-          </w:r>
-          <w:r>
-            <w:tab/>
-          </w:r>
-          <w:r>
-            <w:t>5</w:t>
-          </w:r>
+          <w:hyperlink w:history="1" w:anchor="_Toc17">
+            <w:r>
+              <w:t xml:space="preserve">4.4 窄带信道自适应</w:t>
+            </w:r>
+            <w:r>
+              <w:tab/>
+            </w:r>
+            <w:r>
+              <w:fldChar w:fldCharType="begin" w:dirty="true"/>
+              <w:instrText xml:space="preserve">PAGEREF _Toc17 \h</w:instrText>
+              <w:fldChar w:fldCharType="separate"/>
+              <w:fldChar w:fldCharType="end"/>
+            </w:r>
+          </w:hyperlink>
+        </w:p>
+        <w:p>
+          <w:pPr>
+            <w:pStyle w:val="TOC2"/>
+            <w:tabs>
+              <w:tab w:val="right" w:pos="8788" w:leader="dot"/>
+            </w:tabs>
+          </w:pPr>
+          <w:hyperlink w:history="1" w:anchor="_Toc18">
+            <w:r>
+              <w:t xml:space="preserve">4.5 判决融合与风险分级</w:t>
+            </w:r>
+            <w:r>
+              <w:tab/>
+            </w:r>
+            <w:r>
+              <w:fldChar w:fldCharType="begin" w:dirty="true"/>
+              <w:instrText xml:space="preserve">PAGEREF _Toc18 \h</w:instrText>
+              <w:fldChar w:fldCharType="separate"/>
+              <w:fldChar w:fldCharType="end"/>
+            </w:r>
+          </w:hyperlink>
+        </w:p>
+        <w:p>
+          <w:pPr>
+            <w:pStyle w:val="TOC2"/>
+            <w:tabs>
+              <w:tab w:val="right" w:pos="8788" w:leader="dot"/>
+            </w:tabs>
+          </w:pPr>
+          <w:hyperlink w:history="1" w:anchor="_Toc19">
+            <w:r>
+              <w:t xml:space="preserve">4.6 证据固定与核验报告</w:t>
+            </w:r>
+            <w:r>
+              <w:tab/>
+            </w:r>
+            <w:r>
+              <w:fldChar w:fldCharType="begin" w:dirty="true"/>
+              <w:instrText xml:space="preserve">PAGEREF _Toc19 \h</w:instrText>
+              <w:fldChar w:fldCharType="separate"/>
+              <w:fldChar w:fldCharType="end"/>
+            </w:r>
+          </w:hyperlink>
+        </w:p>
+        <w:p>
+          <w:pPr>
+            <w:pStyle w:val="TOC2"/>
+            <w:tabs>
+              <w:tab w:val="right" w:pos="8788" w:leader="dot"/>
+            </w:tabs>
+          </w:pPr>
+          <w:hyperlink w:history="1" w:anchor="_Toc20">
+            <w:r>
+              <w:t xml:space="preserve">4.7 现场合成挑战闭环与四级合成链</w:t>
+            </w:r>
+            <w:r>
+              <w:tab/>
+            </w:r>
+            <w:r>
+              <w:fldChar w:fldCharType="begin" w:dirty="true"/>
+              <w:instrText xml:space="preserve">PAGEREF _Toc20 \h</w:instrText>
+              <w:fldChar w:fldCharType="separate"/>
+              <w:fldChar w:fldCharType="end"/>
+            </w:r>
+          </w:hyperlink>
         </w:p>
         <w:p>
           <w:pPr>
             <w:pStyle w:val="TOC1"/>
             <w:tabs>
-              <w:tab w:val="right" w:leader="dot" w:pos="9026"/>
+              <w:tab w:val="right" w:pos="8788" w:leader="dot"/>
             </w:tabs>
-            <w:spacing w:before="120" w:after="60"/>
           </w:pPr>
-          <w:r>
-            <w:t>第四章  关键技术与实现</w:t>
-          </w:r>
-          <w:r>
-            <w:tab/>
-          </w:r>
-          <w:r>
-            <w:t>6</w:t>
-          </w:r>
+          <w:hyperlink w:history="1" w:anchor="_Toc21">
+            <w:r>
+              <w:t xml:space="preserve">第五章  测试与评测</w:t>
+            </w:r>
+            <w:r>
+              <w:tab/>
+            </w:r>
+            <w:r>
+              <w:fldChar w:fldCharType="begin" w:dirty="true"/>
+              <w:instrText xml:space="preserve">PAGEREF _Toc21 \h</w:instrText>
+              <w:fldChar w:fldCharType="separate"/>
+              <w:fldChar w:fldCharType="end"/>
+            </w:r>
+          </w:hyperlink>
         </w:p>
         <w:p>
           <w:pPr>
             <w:pStyle w:val="TOC2"/>
-            <w:ind w:left="360"/>
             <w:tabs>
-              <w:tab w:val="right" w:leader="dot" w:pos="9026"/>
+              <w:tab w:val="right" w:pos="8788" w:leader="dot"/>
             </w:tabs>
-            <w:spacing w:before="120" w:after="60"/>
           </w:pPr>
-          <w:r>
-            <w:t>4.1 流式滑动窗口检测管线</w:t>
-          </w:r>
-          <w:r>
-            <w:tab/>
-          </w:r>
-          <w:r>
-            <w:t>6</w:t>
-          </w:r>
+          <w:hyperlink w:history="1" w:anchor="_Toc22">
+            <w:r>
+              <w:t xml:space="preserve">5.1 评测体系设计</w:t>
+            </w:r>
+            <w:r>
+              <w:tab/>
+            </w:r>
+            <w:r>
+              <w:fldChar w:fldCharType="begin" w:dirty="true"/>
+              <w:instrText xml:space="preserve">PAGEREF _Toc22 \h</w:instrText>
+              <w:fldChar w:fldCharType="separate"/>
+              <w:fldChar w:fldCharType="end"/>
+            </w:r>
+          </w:hyperlink>
         </w:p>
         <w:p>
           <w:pPr>
             <w:pStyle w:val="TOC2"/>
-            <w:ind w:left="360"/>
             <w:tabs>
-              <w:tab w:val="right" w:leader="dot" w:pos="9026"/>
+              <w:tab w:val="right" w:pos="8788" w:leader="dot"/>
             </w:tabs>
-            <w:spacing w:before="120" w:after="60"/>
           </w:pPr>
-          <w:r>
-            <w:t>4.2 八维声学特征与声码器指纹</w:t>
-          </w:r>
-          <w:r>
-            <w:tab/>
-          </w:r>
-          <w:r>
-            <w:t>6</w:t>
-          </w:r>
+          <w:hyperlink w:history="1" w:anchor="_Toc23">
+            <w:r>
+              <w:t xml:space="preserve">5.2 校准集测试结果</w:t>
+            </w:r>
+            <w:r>
+              <w:tab/>
+            </w:r>
+            <w:r>
+              <w:fldChar w:fldCharType="begin" w:dirty="true"/>
+              <w:instrText xml:space="preserve">PAGEREF _Toc23 \h</w:instrText>
+              <w:fldChar w:fldCharType="separate"/>
+              <w:fldChar w:fldCharType="end"/>
+            </w:r>
+          </w:hyperlink>
         </w:p>
         <w:p>
           <w:pPr>
             <w:pStyle w:val="TOC2"/>
-            <w:ind w:left="360"/>
             <w:tabs>
-              <w:tab w:val="right" w:leader="dot" w:pos="9026"/>
+              <w:tab w:val="right" w:pos="8788" w:leader="dot"/>
             </w:tabs>
-            <w:spacing w:before="120" w:after="60"/>
           </w:pPr>
-          <w:r>
-            <w:t>4.3 数据驱动校准</w:t>
-          </w:r>
-          <w:r>
-            <w:tab/>
-          </w:r>
-          <w:r>
-            <w:t>7</w:t>
-          </w:r>
+          <w:hyperlink w:history="1" w:anchor="_Toc24">
+            <w:r>
+              <w:t xml:space="preserve">5.3 实时性测试</w:t>
+            </w:r>
+            <w:r>
+              <w:tab/>
+            </w:r>
+            <w:r>
+              <w:fldChar w:fldCharType="begin" w:dirty="true"/>
+              <w:instrText xml:space="preserve">PAGEREF _Toc24 \h</w:instrText>
+              <w:fldChar w:fldCharType="separate"/>
+              <w:fldChar w:fldCharType="end"/>
+            </w:r>
+          </w:hyperlink>
         </w:p>
         <w:p>
           <w:pPr>
             <w:pStyle w:val="TOC2"/>
-            <w:ind w:left="360"/>
             <w:tabs>
-              <w:tab w:val="right" w:leader="dot" w:pos="9026"/>
+              <w:tab w:val="right" w:pos="8788" w:leader="dot"/>
             </w:tabs>
-            <w:spacing w:before="120" w:after="60"/>
           </w:pPr>
-          <w:r>
-            <w:t>4.4 窄带信道自适应</w:t>
-          </w:r>
-          <w:r>
-            <w:tab/>
-          </w:r>
-          <w:r>
-            <w:t>7</w:t>
-          </w:r>
+          <w:hyperlink w:history="1" w:anchor="_Toc25">
+            <w:r>
+              <w:t xml:space="preserve">5.4 端到端功能测试</w:t>
+            </w:r>
+            <w:r>
+              <w:tab/>
+            </w:r>
+            <w:r>
+              <w:fldChar w:fldCharType="begin" w:dirty="true"/>
+              <w:instrText xml:space="preserve">PAGEREF _Toc25 \h</w:instrText>
+              <w:fldChar w:fldCharType="separate"/>
+              <w:fldChar w:fldCharType="end"/>
+            </w:r>
+          </w:hyperlink>
         </w:p>
         <w:p>
           <w:pPr>
             <w:pStyle w:val="TOC2"/>
-            <w:ind w:left="360"/>
             <w:tabs>
-              <w:tab w:val="right" w:leader="dot" w:pos="9026"/>
+              <w:tab w:val="right" w:pos="8788" w:leader="dot"/>
             </w:tabs>
-            <w:spacing w:before="120" w:after="60"/>
           </w:pPr>
-          <w:r>
-            <w:t>4.5 判决融合与风险分级</w:t>
-          </w:r>
-          <w:r>
-            <w:tab/>
-          </w:r>
-          <w:r>
-            <w:t>8</w:t>
-          </w:r>
-        </w:p>
-        <w:p>
-          <w:pPr>
-            <w:pStyle w:val="TOC2"/>
-            <w:ind w:left="360"/>
-            <w:tabs>
-              <w:tab w:val="right" w:leader="dot" w:pos="9026"/>
-            </w:tabs>
-            <w:spacing w:before="120" w:after="60"/>
-          </w:pPr>
-          <w:r>
-            <w:t>4.6 证据固定与核验报告</w:t>
-          </w:r>
-          <w:r>
-            <w:tab/>
-          </w:r>
-          <w:r>
-            <w:t>8</w:t>
-          </w:r>
-        </w:p>
-        <w:p>
-          <w:pPr>
-            <w:pStyle w:val="TOC2"/>
-            <w:ind w:left="360"/>
-            <w:tabs>
-              <w:tab w:val="right" w:leader="dot" w:pos="9026"/>
-            </w:tabs>
-            <w:spacing w:before="120" w:after="60"/>
-          </w:pPr>
-          <w:r>
-            <w:t>4.7 现场合成挑战闭环与四级合成链</w:t>
-          </w:r>
-          <w:r>
-            <w:tab/>
-          </w:r>
-          <w:r>
-            <w:t>8</w:t>
-          </w:r>
+          <w:hyperlink w:history="1" w:anchor="_Toc26">
+            <w:r>
+              <w:t xml:space="preserve">5.5 已知边界与诚实分析</w:t>
+            </w:r>
+            <w:r>
+              <w:tab/>
+            </w:r>
+            <w:r>
+              <w:fldChar w:fldCharType="begin" w:dirty="true"/>
+              <w:instrText xml:space="preserve">PAGEREF _Toc26 \h</w:instrText>
+              <w:fldChar w:fldCharType="separate"/>
+              <w:fldChar w:fldCharType="end"/>
+            </w:r>
+          </w:hyperlink>
         </w:p>
         <w:p>
           <w:pPr>
             <w:pStyle w:val="TOC1"/>
             <w:tabs>
-              <w:tab w:val="right" w:leader="dot" w:pos="9026"/>
+              <w:tab w:val="right" w:pos="8788" w:leader="dot"/>
             </w:tabs>
-            <w:spacing w:before="120" w:after="60"/>
           </w:pPr>
-          <w:r>
-            <w:t>第五章  测试与评测</w:t>
-          </w:r>
-          <w:r>
-            <w:tab/>
-          </w:r>
-          <w:r>
-            <w:t>9</w:t>
-          </w:r>
+          <w:hyperlink w:history="1" w:anchor="_Toc27">
+            <w:r>
+              <w:t xml:space="preserve">第六章  创新点总结</w:t>
+            </w:r>
+            <w:r>
+              <w:tab/>
+            </w:r>
+            <w:r>
+              <w:fldChar w:fldCharType="begin" w:dirty="true"/>
+              <w:instrText xml:space="preserve">PAGEREF _Toc27 \h</w:instrText>
+              <w:fldChar w:fldCharType="separate"/>
+              <w:fldChar w:fldCharType="end"/>
+            </w:r>
+          </w:hyperlink>
         </w:p>
         <w:p>
           <w:pPr>
             <w:pStyle w:val="TOC2"/>
-            <w:ind w:left="360"/>
             <w:tabs>
-              <w:tab w:val="right" w:leader="dot" w:pos="9026"/>
+              <w:tab w:val="right" w:pos="8788" w:leader="dot"/>
             </w:tabs>
-            <w:spacing w:before="120" w:after="60"/>
           </w:pPr>
-          <w:r>
-            <w:t>5.1 评测体系设计</w:t>
-          </w:r>
-          <w:r>
-            <w:tab/>
-          </w:r>
-          <w:r>
-            <w:t>9</w:t>
-          </w:r>
+          <w:hyperlink w:history="1" w:anchor="_Toc28">
+            <w:r>
+              <w:t xml:space="preserve">6.1 从离线检测到通话级实时流式鉴伪</w:t>
+            </w:r>
+            <w:r>
+              <w:tab/>
+            </w:r>
+            <w:r>
+              <w:fldChar w:fldCharType="begin" w:dirty="true"/>
+              <w:instrText xml:space="preserve">PAGEREF _Toc28 \h</w:instrText>
+              <w:fldChar w:fldCharType="separate"/>
+              <w:fldChar w:fldCharType="end"/>
+            </w:r>
+          </w:hyperlink>
         </w:p>
         <w:p>
           <w:pPr>
             <w:pStyle w:val="TOC2"/>
-            <w:ind w:left="360"/>
             <w:tabs>
-              <w:tab w:val="right" w:leader="dot" w:pos="9026"/>
+              <w:tab w:val="right" w:pos="8788" w:leader="dot"/>
             </w:tabs>
-            <w:spacing w:before="120" w:after="60"/>
           </w:pPr>
-          <w:r>
-            <w:t>5.2 校准集测试结果</w:t>
-          </w:r>
-          <w:r>
-            <w:tab/>
-          </w:r>
-          <w:r>
-            <w:t>9</w:t>
-          </w:r>
+          <w:hyperlink w:history="1" w:anchor="_Toc29">
+            <w:r>
+              <w:t xml:space="preserve">6.2 可解释轻量引擎与数据驱动校准</w:t>
+            </w:r>
+            <w:r>
+              <w:tab/>
+            </w:r>
+            <w:r>
+              <w:fldChar w:fldCharType="begin" w:dirty="true"/>
+              <w:instrText xml:space="preserve">PAGEREF _Toc29 \h</w:instrText>
+              <w:fldChar w:fldCharType="separate"/>
+              <w:fldChar w:fldCharType="end"/>
+            </w:r>
+          </w:hyperlink>
         </w:p>
         <w:p>
           <w:pPr>
             <w:pStyle w:val="TOC2"/>
-            <w:ind w:left="360"/>
             <w:tabs>
-              <w:tab w:val="right" w:leader="dot" w:pos="9026"/>
+              <w:tab w:val="right" w:pos="8788" w:leader="dot"/>
             </w:tabs>
-            <w:spacing w:before="120" w:after="60"/>
           </w:pPr>
-          <w:r>
-            <w:t>5.3 实时性测试</w:t>
-          </w:r>
-          <w:r>
-            <w:tab/>
-          </w:r>
-          <w:r>
-            <w:t>10</w:t>
-          </w:r>
+          <w:hyperlink w:history="1" w:anchor="_Toc30">
+            <w:r>
+              <w:t xml:space="preserve">6.3 反诈业务闭环：检测、告警、存证、报告</w:t>
+            </w:r>
+            <w:r>
+              <w:tab/>
+            </w:r>
+            <w:r>
+              <w:fldChar w:fldCharType="begin" w:dirty="true"/>
+              <w:instrText xml:space="preserve">PAGEREF _Toc30 \h</w:instrText>
+              <w:fldChar w:fldCharType="separate"/>
+              <w:fldChar w:fldCharType="end"/>
+            </w:r>
+          </w:hyperlink>
         </w:p>
         <w:p>
           <w:pPr>
             <w:pStyle w:val="TOC2"/>
-            <w:ind w:left="360"/>
             <w:tabs>
-              <w:tab w:val="right" w:leader="dot" w:pos="9026"/>
+              <w:tab w:val="right" w:pos="8788" w:leader="dot"/>
             </w:tabs>
-            <w:spacing w:before="120" w:after="60"/>
           </w:pPr>
-          <w:r>
-            <w:t>5.4 端到端功能测试</w:t>
-          </w:r>
-          <w:r>
-            <w:tab/>
-          </w:r>
-          <w:r>
-            <w:t>10</w:t>
-          </w:r>
-        </w:p>
-        <w:p>
-          <w:pPr>
-            <w:pStyle w:val="TOC2"/>
-            <w:ind w:left="360"/>
-            <w:tabs>
-              <w:tab w:val="right" w:leader="dot" w:pos="9026"/>
-            </w:tabs>
-            <w:spacing w:before="120" w:after="60"/>
-          </w:pPr>
-          <w:r>
-            <w:t>5.5 已知边界与诚实分析</w:t>
-          </w:r>
-          <w:r>
-            <w:tab/>
-          </w:r>
-          <w:r>
-            <w:t>11</w:t>
-          </w:r>
+          <w:hyperlink w:history="1" w:anchor="_Toc31">
+            <w:r>
+              <w:t xml:space="preserve">6.4 双端一致性存证架构</w:t>
+            </w:r>
+            <w:r>
+              <w:tab/>
+            </w:r>
+            <w:r>
+              <w:fldChar w:fldCharType="begin" w:dirty="true"/>
+              <w:instrText xml:space="preserve">PAGEREF _Toc31 \h</w:instrText>
+              <w:fldChar w:fldCharType="separate"/>
+              <w:fldChar w:fldCharType="end"/>
+            </w:r>
+          </w:hyperlink>
         </w:p>
         <w:p>
           <w:pPr>
             <w:pStyle w:val="TOC1"/>
             <w:tabs>
-              <w:tab w:val="right" w:leader="dot" w:pos="9026"/>
+              <w:tab w:val="right" w:pos="8788" w:leader="dot"/>
             </w:tabs>
-            <w:spacing w:before="120" w:after="60"/>
           </w:pPr>
-          <w:r>
-            <w:t>第六章  创新点总结</w:t>
-          </w:r>
-          <w:r>
-            <w:tab/>
-          </w:r>
-          <w:r>
-            <w:t>11</w:t>
-          </w:r>
+          <w:hyperlink w:history="1" w:anchor="_Toc32">
+            <w:r>
+              <w:t xml:space="preserve">第七章  应用前景与社会价值</w:t>
+            </w:r>
+            <w:r>
+              <w:tab/>
+            </w:r>
+            <w:r>
+              <w:fldChar w:fldCharType="begin" w:dirty="true"/>
+              <w:instrText xml:space="preserve">PAGEREF _Toc32 \h</w:instrText>
+              <w:fldChar w:fldCharType="separate"/>
+              <w:fldChar w:fldCharType="end"/>
+            </w:r>
+          </w:hyperlink>
         </w:p>
         <w:p>
           <w:pPr>
             <w:pStyle w:val="TOC2"/>
-            <w:ind w:left="360"/>
             <w:tabs>
-              <w:tab w:val="right" w:leader="dot" w:pos="9026"/>
+              <w:tab w:val="right" w:pos="8788" w:leader="dot"/>
             </w:tabs>
-            <w:spacing w:before="120" w:after="60"/>
           </w:pPr>
-          <w:r>
-            <w:t>6.1 从离线检测到通话级实时流式鉴伪</w:t>
-          </w:r>
-          <w:r>
-            <w:tab/>
-          </w:r>
-          <w:r>
-            <w:t>11</w:t>
-          </w:r>
+          <w:hyperlink w:history="1" w:anchor="_Toc33">
+            <w:r>
+              <w:t xml:space="preserve">7.1 面向公众的反诈验真入口</w:t>
+            </w:r>
+            <w:r>
+              <w:tab/>
+            </w:r>
+            <w:r>
+              <w:fldChar w:fldCharType="begin" w:dirty="true"/>
+              <w:instrText xml:space="preserve">PAGEREF _Toc33 \h</w:instrText>
+              <w:fldChar w:fldCharType="separate"/>
+              <w:fldChar w:fldCharType="end"/>
+            </w:r>
+          </w:hyperlink>
         </w:p>
         <w:p>
           <w:pPr>
             <w:pStyle w:val="TOC2"/>
-            <w:ind w:left="360"/>
             <w:tabs>
-              <w:tab w:val="right" w:leader="dot" w:pos="9026"/>
+              <w:tab w:val="right" w:pos="8788" w:leader="dot"/>
             </w:tabs>
-            <w:spacing w:before="120" w:after="60"/>
           </w:pPr>
-          <w:r>
-            <w:t>6.2 可解释轻量引擎与数据驱动校准</w:t>
-          </w:r>
-          <w:r>
-            <w:tab/>
-          </w:r>
-          <w:r>
-            <w:t>11</w:t>
-          </w:r>
+          <w:hyperlink w:history="1" w:anchor="_Toc34">
+            <w:r>
+              <w:t xml:space="preserve">7.2 面向机构的风控与协查组件</w:t>
+            </w:r>
+            <w:r>
+              <w:tab/>
+            </w:r>
+            <w:r>
+              <w:fldChar w:fldCharType="begin" w:dirty="true"/>
+              <w:instrText xml:space="preserve">PAGEREF _Toc34 \h</w:instrText>
+              <w:fldChar w:fldCharType="separate"/>
+              <w:fldChar w:fldCharType="end"/>
+            </w:r>
+          </w:hyperlink>
         </w:p>
         <w:p>
           <w:pPr>
             <w:pStyle w:val="TOC2"/>
-            <w:ind w:left="360"/>
             <w:tabs>
-              <w:tab w:val="right" w:leader="dot" w:pos="9026"/>
+              <w:tab w:val="right" w:pos="8788" w:leader="dot"/>
             </w:tabs>
-            <w:spacing w:before="120" w:after="60"/>
           </w:pPr>
-          <w:r>
-            <w:t>6.3 反诈业务闭环：检测、告警、存证、报告</w:t>
-          </w:r>
-          <w:r>
-            <w:tab/>
-          </w:r>
-          <w:r>
-            <w:t>12</w:t>
-          </w:r>
-        </w:p>
-        <w:p>
-          <w:pPr>
-            <w:pStyle w:val="TOC2"/>
-            <w:ind w:left="360"/>
-            <w:tabs>
-              <w:tab w:val="right" w:leader="dot" w:pos="9026"/>
-            </w:tabs>
-            <w:spacing w:before="120" w:after="60"/>
-          </w:pPr>
-          <w:r>
-            <w:t>6.4 双端一致性存证架构</w:t>
-          </w:r>
-          <w:r>
-            <w:tab/>
-          </w:r>
-          <w:r>
-            <w:t>12</w:t>
-          </w:r>
+          <w:hyperlink w:history="1" w:anchor="_Toc35">
+            <w:r>
+              <w:t xml:space="preserve">7.3 政策呼应与治理价值</w:t>
+            </w:r>
+            <w:r>
+              <w:tab/>
+            </w:r>
+            <w:r>
+              <w:fldChar w:fldCharType="begin" w:dirty="true"/>
+              <w:instrText xml:space="preserve">PAGEREF _Toc35 \h</w:instrText>
+              <w:fldChar w:fldCharType="separate"/>
+              <w:fldChar w:fldCharType="end"/>
+            </w:r>
+          </w:hyperlink>
         </w:p>
         <w:p>
           <w:pPr>
             <w:pStyle w:val="TOC1"/>
             <w:tabs>
-              <w:tab w:val="right" w:leader="dot" w:pos="9026"/>
+              <w:tab w:val="right" w:pos="8788" w:leader="dot"/>
             </w:tabs>
-            <w:spacing w:before="120" w:after="60"/>
           </w:pPr>
-          <w:r>
-            <w:t>第七章  应用前景与社会价值</w:t>
-          </w:r>
-          <w:r>
-            <w:tab/>
-          </w:r>
-          <w:r>
-            <w:t>12</w:t>
-          </w:r>
+          <w:hyperlink w:history="1" w:anchor="_Toc36">
+            <w:r>
+              <w:t xml:space="preserve">第八章  开发历程与后续计划</w:t>
+            </w:r>
+            <w:r>
+              <w:tab/>
+            </w:r>
+            <w:r>
+              <w:fldChar w:fldCharType="begin" w:dirty="true"/>
+              <w:instrText xml:space="preserve">PAGEREF _Toc36 \h</w:instrText>
+              <w:fldChar w:fldCharType="separate"/>
+              <w:fldChar w:fldCharType="end"/>
+            </w:r>
+          </w:hyperlink>
         </w:p>
         <w:p>
           <w:pPr>
             <w:pStyle w:val="TOC2"/>
-            <w:ind w:left="360"/>
             <w:tabs>
-              <w:tab w:val="right" w:leader="dot" w:pos="9026"/>
+              <w:tab w:val="right" w:pos="8788" w:leader="dot"/>
             </w:tabs>
-            <w:spacing w:before="120" w:after="60"/>
           </w:pPr>
-          <w:r>
-            <w:t>7.1 面向公众的反诈验真入口</w:t>
-          </w:r>
-          <w:r>
-            <w:tab/>
-          </w:r>
-          <w:r>
-            <w:t>12</w:t>
-          </w:r>
+          <w:hyperlink w:history="1" w:anchor="_Toc37">
+            <w:r>
+              <w:t xml:space="preserve">8.1 已完成的开发历程</w:t>
+            </w:r>
+            <w:r>
+              <w:tab/>
+            </w:r>
+            <w:r>
+              <w:fldChar w:fldCharType="begin" w:dirty="true"/>
+              <w:instrText xml:space="preserve">PAGEREF _Toc37 \h</w:instrText>
+              <w:fldChar w:fldCharType="separate"/>
+              <w:fldChar w:fldCharType="end"/>
+            </w:r>
+          </w:hyperlink>
         </w:p>
         <w:p>
           <w:pPr>
             <w:pStyle w:val="TOC2"/>
-            <w:ind w:left="360"/>
             <w:tabs>
-              <w:tab w:val="right" w:leader="dot" w:pos="9026"/>
+              <w:tab w:val="right" w:pos="8788" w:leader="dot"/>
             </w:tabs>
-            <w:spacing w:before="120" w:after="60"/>
           </w:pPr>
-          <w:r>
-            <w:t>7.2 面向机构的风控与协查组件</w:t>
-          </w:r>
-          <w:r>
-            <w:tab/>
-          </w:r>
-          <w:r>
-            <w:t>12</w:t>
-          </w:r>
+          <w:hyperlink w:history="1" w:anchor="_Toc38">
+            <w:r>
+              <w:t xml:space="preserve">8.2 后续十二周深化计划</w:t>
+            </w:r>
+            <w:r>
+              <w:tab/>
+            </w:r>
+            <w:r>
+              <w:fldChar w:fldCharType="begin" w:dirty="true"/>
+              <w:instrText xml:space="preserve">PAGEREF _Toc38 \h</w:instrText>
+              <w:fldChar w:fldCharType="separate"/>
+              <w:fldChar w:fldCharType="end"/>
+            </w:r>
+          </w:hyperlink>
         </w:p>
         <w:p>
           <w:pPr>
             <w:pStyle w:val="TOC2"/>
-            <w:ind w:left="360"/>
             <w:tabs>
-              <w:tab w:val="right" w:leader="dot" w:pos="9026"/>
+              <w:tab w:val="right" w:pos="8788" w:leader="dot"/>
             </w:tabs>
-            <w:spacing w:before="120" w:after="60"/>
           </w:pPr>
-          <w:r>
-            <w:t>7.3 政策呼应与治理价值</w:t>
-          </w:r>
-          <w:r>
-            <w:tab/>
-          </w:r>
-          <w:r>
-            <w:t>13</w:t>
-          </w:r>
+          <w:hyperlink w:history="1" w:anchor="_Toc39">
+            <w:r>
+              <w:t xml:space="preserve">8.3 团队分工</w:t>
+            </w:r>
+            <w:r>
+              <w:tab/>
+            </w:r>
+            <w:r>
+              <w:fldChar w:fldCharType="begin" w:dirty="true"/>
+              <w:instrText xml:space="preserve">PAGEREF _Toc39 \h</w:instrText>
+              <w:fldChar w:fldCharType="separate"/>
+              <w:fldChar w:fldCharType="end"/>
+            </w:r>
+          </w:hyperlink>
         </w:p>
         <w:p>
           <w:pPr>
             <w:pStyle w:val="TOC1"/>
             <w:tabs>
-              <w:tab w:val="right" w:leader="dot" w:pos="9026"/>
+              <w:tab w:val="right" w:pos="8788" w:leader="dot"/>
             </w:tabs>
-            <w:spacing w:before="120" w:after="60"/>
           </w:pPr>
-          <w:r>
-            <w:t>第八章  开发历程与后续计划</w:t>
-          </w:r>
-          <w:r>
-            <w:tab/>
-          </w:r>
-          <w:r>
-            <w:t>13</w:t>
-          </w:r>
-        </w:p>
-        <w:p>
-          <w:pPr>
-            <w:pStyle w:val="TOC2"/>
-            <w:ind w:left="360"/>
-            <w:tabs>
-              <w:tab w:val="right" w:leader="dot" w:pos="9026"/>
-            </w:tabs>
-            <w:spacing w:before="120" w:after="60"/>
-          </w:pPr>
-          <w:r>
-            <w:t>8.1 已完成的开发历程</w:t>
-          </w:r>
-          <w:r>
-            <w:tab/>
-          </w:r>
-          <w:r>
-            <w:t>13</w:t>
-          </w:r>
-        </w:p>
-        <w:p>
-          <w:pPr>
-            <w:pStyle w:val="TOC2"/>
-            <w:ind w:left="360"/>
-            <w:tabs>
-              <w:tab w:val="right" w:leader="dot" w:pos="9026"/>
-            </w:tabs>
-            <w:spacing w:before="120" w:after="60"/>
-          </w:pPr>
-          <w:r>
-            <w:t>8.2 后续十二周深化计划</w:t>
-          </w:r>
-          <w:r>
-            <w:tab/>
-          </w:r>
-          <w:r>
-            <w:t>13</w:t>
-          </w:r>
-        </w:p>
-        <w:p>
-          <w:pPr>
-            <w:pStyle w:val="TOC2"/>
-            <w:ind w:left="360"/>
-            <w:tabs>
-              <w:tab w:val="right" w:leader="dot" w:pos="9026"/>
-            </w:tabs>
-            <w:spacing w:before="120" w:after="60"/>
-          </w:pPr>
-          <w:r>
-            <w:t>8.3 团队分工</w:t>
-          </w:r>
-          <w:r>
-            <w:tab/>
-          </w:r>
-          <w:r>
-            <w:t>14</w:t>
-          </w:r>
+          <w:hyperlink w:history="1" w:anchor="_Toc40">
+            <w:r>
+              <w:t xml:space="preserve">第九章  总结与展望</w:t>
+            </w:r>
+            <w:r>
+              <w:tab/>
+            </w:r>
+            <w:r>
+              <w:fldChar w:fldCharType="begin" w:dirty="true"/>
+              <w:instrText xml:space="preserve">PAGEREF _Toc40 \h</w:instrText>
+              <w:fldChar w:fldCharType="separate"/>
+              <w:fldChar w:fldCharType="end"/>
+            </w:r>
+          </w:hyperlink>
         </w:p>
         <w:p>
           <w:pPr>
             <w:pStyle w:val="TOC1"/>
             <w:tabs>
-              <w:tab w:val="right" w:leader="dot" w:pos="9026"/>
+              <w:tab w:val="right" w:pos="8788" w:leader="dot"/>
             </w:tabs>
-            <w:spacing w:before="120" w:after="60"/>
           </w:pPr>
-          <w:r>
-            <w:t>第九章  总结与展望</w:t>
-          </w:r>
-          <w:r>
-            <w:tab/>
-          </w:r>
-          <w:r>
-            <w:t>14</w:t>
-          </w:r>
+          <w:hyperlink w:history="1" w:anchor="_Toc41">
+            <w:r>
+              <w:t xml:space="preserve">附录A  平台界面</w:t>
+            </w:r>
+            <w:r>
+              <w:tab/>
+            </w:r>
+            <w:r>
+              <w:fldChar w:fldCharType="begin" w:dirty="true"/>
+              <w:instrText xml:space="preserve">PAGEREF _Toc41 \h</w:instrText>
+              <w:fldChar w:fldCharType="separate"/>
+              <w:fldChar w:fldCharType="end"/>
+            </w:r>
+          </w:hyperlink>
         </w:p>
         <w:p>
           <w:pPr>
             <w:pStyle w:val="TOC1"/>
             <w:tabs>
-              <w:tab w:val="right" w:leader="dot" w:pos="9026"/>
+              <w:tab w:val="right" w:pos="8788" w:leader="dot"/>
             </w:tabs>
-            <w:spacing w:before="120" w:after="60"/>
           </w:pPr>
-          <w:r>
-            <w:t>附录A  平台界面</w:t>
-          </w:r>
-          <w:r>
-            <w:tab/>
-          </w:r>
-          <w:r>
-            <w:t>14</w:t>
-          </w:r>
-        </w:p>
-        <w:p>
-          <w:pPr>
-            <w:pStyle w:val="TOC1"/>
-            <w:tabs>
-              <w:tab w:val="right" w:leader="dot" w:pos="9026"/>
-            </w:tabs>
-            <w:spacing w:before="120" w:after="60"/>
-          </w:pPr>
-          <w:r>
-            <w:t>附录B  开源组件映射表</w:t>
-          </w:r>
-          <w:r>
-            <w:tab/>
-          </w:r>
-          <w:r>
-            <w:t>15</w:t>
-          </w:r>
+          <w:hyperlink w:history="1" w:anchor="_Toc42">
+            <w:r>
+              <w:t xml:space="preserve">附录B  开源组件映射表</w:t>
+            </w:r>
+            <w:r>
+              <w:tab/>
+            </w:r>
+            <w:r>
+              <w:fldChar w:fldCharType="begin" w:dirty="true"/>
+              <w:instrText xml:space="preserve">PAGEREF _Toc42 \h</w:instrText>
+              <w:fldChar w:fldCharType="separate"/>
+              <w:fldChar w:fldCharType="end"/>
+            </w:r>
+          </w:hyperlink>
         </w:p>
         <w:p>
           <w:r>
@@ -1379,7 +1490,7 @@
           <w:sz w:val="24"/>
           <w:szCs w:val="24"/>
         </w:rPr>
-        <w:t xml:space="preserve">截至本报告撰写，作品已完成一个可端到端运行的单页Web平台与配套检测引擎，核心成果包括五项。第一，自研ShieldEar轻量可解释引擎：八维声学特征加数据驱动校准的逻辑回归评分，全部判决可逐特征追溯；第二，实时流式检测管线：2秒窗口、1秒步进、50%重叠，实测RTF低于0.015，通话级实时；第三，双端一致性存证架构：客户端初判与服务端复核运行同一份引擎代码，证据音频SHA-256哈希固定并落盘；第四，反诈业务闭环：四级风险分级、可疑片段时间轴、案件库管理与可导出PDF的核验报告；第五，现场合成挑战演示闭环：平台现场用TTS生成诈骗话术并当场检出，为答辩提供无需外部素材的自证演示。</w:t>
+        <w:t xml:space="preserve">截至本报告撰写，作品已完成一个可端到端运行的单页Web平台与配套检测引擎，核心成果包括六项。第一，自研ShieldEar轻量可解释引擎：八维声学特征加数据驱动校准的逻辑回归评分，全部判决可逐特征追溯；第二，实时流式检测管线：2秒窗口、1秒步进、50%重叠，实测RTF低于0.015，通话级实时；第三，双端一致性存证架构：客户端初判与服务端复核运行同一份引擎代码，证据音频SHA-256哈希固定并落盘；第四，反诈业务闭环：四级风险分级、可疑片段时间轴、案件库管理与可导出PDF的核验报告；第五，现场合成挑战演示闭环：平台现场用TTS生成诈骗话术并当场检出，为答辩提供无需外部素材的自证演示，四级合成链与引擎来源诚实标注保障其在任何网络条件下可复现；第六，跨引擎泛化实证：在从未参与拟合的微软Edge神经声码器上总体正确率81.3%，且全部漏报均为近阈值档，泛化能力经过独立检验而非仅在校准集上自证。</w:t>
       </w:r>
     </w:p>
     <w:p>
@@ -1395,7 +1506,7 @@
           <w:sz w:val="24"/>
           <w:szCs w:val="24"/>
         </w:rPr>
-        <w:t xml:space="preserve">评测方面，在由公开自然人声录音与平台TTS七音色输出构成的校准集上，宽带信道合成语音检出20/20、自然人声正确放行4/5；经300至3400赫兹带通退化的窄带电话信道上检出16/20，信道退化影响被如实呈现并作为后续深度引擎阶段的评测贡献点。</w:t>
+        <w:t xml:space="preserve">评测方面，在由公开自然人声录音与平台TTS七音色输出构成的校准集上，宽带信道合成语音检出20/20、自然人声正确放行4/5；经300至3400赫兹带通退化的窄带电话信道上检出16/20，信道退化影响被如实呈现并作为后续深度引擎阶段的评测贡献点。泛化能力由独立的第二引擎测试集验证：微软Edge神经TTS八音色×3条新文本（与校准集声码器与文本双重不相交）共24段，总体正确率81.3%，其中窄带信道检出23/24，漏报全部为近阈值不确定档；全部测试细节与逐条判决数据见《声盾系统测试报告》。</w:t>
       </w:r>
     </w:p>
     <w:p>
@@ -2620,7 +2731,7 @@
                 <w:sz w:val="20"/>
                 <w:szCs w:val="20"/>
               </w:rPr>
-              <w:t xml:space="preserve">麦克风实时流（AudioWorklet，16kHz）；文件导入（浏览器解码重采样）；TTS现场合成（服务端24kHz转16kHz）</w:t>
+              <w:t xml:space="preserve">麦克风实时流（AudioWorklet，16kHz）；文件导入（浏览器解码重采样）；TTS现场合成（四级合成链：云网关/Edge神经TTS/espeak-ng本地合成/预置回放，统一转16kHz）</w:t>
             </w:r>
           </w:p>
         </w:tc>
@@ -2648,7 +2759,7 @@
                 <w:sz w:val="20"/>
                 <w:szCs w:val="20"/>
               </w:rPr>
-              <w:t xml:space="preserve">统一16kHz单声道分析标准；AudioWorklet逐帧推送原始PCM，ScriptProcessor作为兼容回退</w:t>
+              <w:t xml:space="preserve">统一16kHz单声道分析标准；AudioWorklet逐帧推送原始PCM，ScriptProcessor作为兼容回退；合成引擎来源在响应、存证与界面三处诚实标注</w:t>
             </w:r>
           </w:p>
         </w:tc>
@@ -5328,7 +5439,7 @@
           <w:sz w:val="24"/>
           <w:szCs w:val="24"/>
         </w:rPr>
-        <w:t xml:space="preserve">答辩演示的可信度取决于素材的可验证性。现场合成挑战模块允许评审现场输入任意文本并选择7种音色，平台服务端当场合成语音，随后立即将该音频送入声盾引擎检测并走完整存证流程，TTS原始输出与分析副本的双哈希写入证据链，构成无法事后构造的现场自证。模块同时预置三类话术模板（冒充亲属求助、冒充领导指令、正常工作通知对照组），直击当前高发的三类语音诈骗话术。</w:t>
+        <w:t xml:space="preserve">答辩演示的可信度取决于素材的可验证性。现场合成挑战模块允许评审现场输入任意文本并选择音色，平台服务端当场合成语音，随后立即将该音频送入声盾引擎检测并走完整存证流程：合成与检测在评审眼前完成，TTS原始输出与分析副本的双哈希写入证据链，构成无法事后构造的现场自证。模块预置三类话术模板（冒充亲属求助、冒充领导指令、正常工作通知对照组）与七种可选音色。</w:t>
       </w:r>
     </w:p>
     <w:p>
@@ -5344,23 +5455,7 @@
           <w:sz w:val="24"/>
           <w:szCs w:val="24"/>
         </w:rPr>
-        <w:t xml:space="preserve">为保证「合成用户输入文本」这一演示核心在任何网络条件下不失效，服务端将合成通道重构为四级链路。Tier 1为z-ai云端网关，以node:http直连客户端规避运行时自动附加的抓包指纹请求头，并对上游WAF拦截实施五分钟熔断自动探活；Tier 2为Edge神经TTS，调用微软公共神经语音现场合成用户文本，声学特性与商用合成同类；Tier 3为espeak-ng本地共振峰合成，完全离线兜底；Tier 4为同引擎预置样本回放，仅在以上全部不可用时启用。四级链的实际引擎在界面徽标、API响应与存证记录三处一致标注，评审始终知道「这段音频由哪个引擎生成」，容错设计本身同样遵循作品的诚实原则。</w:t>
-      </w:r>
-    </w:p>
-    <w:p>
-      <w:pPr>
-        <w:spacing w:after="60" w:line="312"/>
-        <w:ind w:firstLine="480"/>
-        <w:jc w:val="both"/>
-      </w:pPr>
-      <w:r>
-        <w:rPr>
-          <w:rFonts w:ascii="Times New Roman" w:eastAsia="SimSun"/>
-          <w:color w:val="1A2420"/>
-          <w:sz w:val="24"/>
-          <w:szCs w:val="24"/>
-        </w:rPr>
-        <w:t xml:space="preserve">该设计源自一次真实的工程事件：上游网关新增Web应用防火墙规则，以请求头指纹拦截服务端脚本形态的全部请求，现场合成一度不可用。团队通过回显服务器抓包对比逐头锁定指纹维度，以请求形态重构穿透拦截，并进一步把单点云端依赖改造为多级链路，将单点故障转化为可降级的演示韧性。这一过程也被完整记录于测试报告的容错验证章节，作为工程可靠性的可查证案例。</w:t>
+        <w:t xml:space="preserve">现场合成的工程难点不在合成本身，而在可用性：依赖单一云端合成通道的演示方案，会在网络故障、服务限流或网关风控误伤时当场失效。开发过程中确实遭遇了这一场景——上游网关的Web应用防火墙对服务端脚本指纹（Fetch规范自动附加的请求头特征）施加了路径级拦截，导致原合成通道持续不可用。作品以此为契机重构了合成子系统，形成四级合成链架构：第一级为云网关TTS（服务端node:http直连客户端规避脚本指纹，并内置熔断探活机制，网关异常时快速失败不阻塞）；第二级为Edge神经TTS（微软公共神经语音服务，独立厂商的第二声码器，与第一级互为灾备）；第三级为espeak-ng本地合成（完全离线的共振峰合成器，零网络依赖）；第四级为预置样本回放（同引擎预生成的固定素材）。四级逐级降级，任何单点故障都不会中断演示闭环；实际使用的引擎来源在API响应、存证记录与界面徽标三处如实标注，评审可对每一次合成验证其真实来源。这一架构将「演示永不中断」与「来源诚实可审计」两个看似冲突的目标同时满足，其攻防细节与验证记录见《声盾系统测试报告》第七章。</w:t>
       </w:r>
     </w:p>
     <w:p>
@@ -6272,8 +6367,8 @@
       </w:tblPr>
       <w:tblGrid>
         <w:gridCol w:w="1582"/>
-        <w:gridCol w:w="3867"/>
-        <w:gridCol w:w="3339"/>
+        <w:gridCol w:w="3515"/>
+        <w:gridCol w:w="3691"/>
       </w:tblGrid>
       <w:tr>
         <w:trPr>
@@ -6311,7 +6406,7 @@
         </w:tc>
         <w:tc>
           <w:tcPr>
-            <w:tcW w:type="pct" w:w="2200"/>
+            <w:tcW w:type="pct" w:w="2000"/>
             <w:shd w:fill="E7F2EC" w:val="clear"/>
             <w:tcMar>
               <w:top w:type="dxa" w:w="70"/>
@@ -6340,7 +6435,7 @@
         </w:tc>
         <w:tc>
           <w:tcPr>
-            <w:tcW w:type="pct" w:w="1900"/>
+            <w:tcW w:type="pct" w:w="2100"/>
             <w:shd w:fill="E7F2EC" w:val="clear"/>
             <w:tcMar>
               <w:top w:type="dxa" w:w="70"/>
@@ -6402,7 +6497,7 @@
         </w:tc>
         <w:tc>
           <w:tcPr>
-            <w:tcW w:type="pct" w:w="2200"/>
+            <w:tcW w:type="pct" w:w="2000"/>
             <w:tcMar>
               <w:top w:type="dxa" w:w="70"/>
               <w:left w:type="dxa" w:w="110"/>
@@ -6430,7 +6525,7 @@
         </w:tc>
         <w:tc>
           <w:tcPr>
-            <w:tcW w:type="pct" w:w="1900"/>
+            <w:tcW w:type="pct" w:w="2100"/>
             <w:tcMar>
               <w:top w:type="dxa" w:w="70"/>
               <w:left w:type="dxa" w:w="110"/>
@@ -6492,7 +6587,7 @@
         </w:tc>
         <w:tc>
           <w:tcPr>
-            <w:tcW w:type="pct" w:w="2200"/>
+            <w:tcW w:type="pct" w:w="2000"/>
             <w:shd w:fill="F2F7F4" w:val="clear"/>
             <w:tcMar>
               <w:top w:type="dxa" w:w="70"/>
@@ -6521,7 +6616,7 @@
         </w:tc>
         <w:tc>
           <w:tcPr>
-            <w:tcW w:type="pct" w:w="1900"/>
+            <w:tcW w:type="pct" w:w="2100"/>
             <w:shd w:fill="F2F7F4" w:val="clear"/>
             <w:tcMar>
               <w:top w:type="dxa" w:w="70"/>
@@ -6577,13 +6672,13 @@
                 <w:sz w:val="20"/>
                 <w:szCs w:val="20"/>
               </w:rPr>
-              <w:t xml:space="preserve">现场合成挑战</w:t>
-            </w:r>
-          </w:p>
-        </w:tc>
-        <w:tc>
-          <w:tcPr>
-            <w:tcW w:type="pct" w:w="2200"/>
+              <w:t xml:space="preserve">现场合成挑战（Edge通道）</w:t>
+            </w:r>
+          </w:p>
+        </w:tc>
+        <w:tc>
+          <w:tcPr>
+            <w:tcW w:type="pct" w:w="2000"/>
             <w:tcMar>
               <w:top w:type="dxa" w:w="70"/>
               <w:left w:type="dxa" w:w="110"/>
@@ -6611,29 +6706,29 @@
         </w:tc>
         <w:tc>
           <w:tcPr>
-            <w:tcW w:type="pct" w:w="1900"/>
-            <w:tcMar>
-              <w:top w:type="dxa" w:w="70"/>
-              <w:left w:type="dxa" w:w="110"/>
-              <w:bottom w:type="dxa" w:w="70"/>
-              <w:right w:type="dxa" w:w="110"/>
-            </w:tcMar>
-          </w:tcPr>
-          <w:p>
-            <w:pPr>
-              <w:spacing w:line="280"/>
-              <w:jc w:val="left"/>
-            </w:pPr>
-            <w:r>
-              <w:rPr>
-                <w:rFonts w:ascii="Times New Roman" w:eastAsia="SimSun"/>
-                <w:b w:val="false"/>
-                <w:bCs w:val="false"/>
-                <w:color w:val="1A2420"/>
-                <w:sz w:val="20"/>
-                <w:szCs w:val="20"/>
-              </w:rPr>
-              <w:t xml:space="preserve">四级合成链现场生成语音，判定疑似AI合成，置信度0.83，双哈希存证</w:t>
+            <w:tcW w:type="pct" w:w="2100"/>
+            <w:tcMar>
+              <w:top w:type="dxa" w:w="70"/>
+              <w:left w:type="dxa" w:w="110"/>
+              <w:bottom w:type="dxa" w:w="70"/>
+              <w:right w:type="dxa" w:w="110"/>
+            </w:tcMar>
+          </w:tcPr>
+          <w:p>
+            <w:pPr>
+              <w:spacing w:line="280"/>
+              <w:jc w:val="left"/>
+            </w:pPr>
+            <w:r>
+              <w:rPr>
+                <w:rFonts w:ascii="Times New Roman" w:eastAsia="SimSun"/>
+                <w:b w:val="false"/>
+                <w:bCs w:val="false"/>
+                <w:color w:val="1A2420"/>
+                <w:sz w:val="20"/>
+                <w:szCs w:val="20"/>
+              </w:rPr>
+              <w:t xml:space="preserve">Edge神经TTS现场合成约2.6秒语音，判定疑似AI合成，双哈希存证，界面如实标注引擎来源（案件SS-20261028-0003）</w:t>
             </w:r>
           </w:p>
         </w:tc>
@@ -6667,13 +6762,13 @@
                 <w:sz w:val="20"/>
                 <w:szCs w:val="20"/>
               </w:rPr>
-              <w:t xml:space="preserve">合成通道容错</w:t>
-            </w:r>
-          </w:p>
-        </w:tc>
-        <w:tc>
-          <w:tcPr>
-            <w:tcW w:type="pct" w:w="2200"/>
+              <w:t xml:space="preserve">四级链降级容错</w:t>
+            </w:r>
+          </w:p>
+        </w:tc>
+        <w:tc>
+          <w:tcPr>
+            <w:tcW w:type="pct" w:w="2000"/>
             <w:shd w:fill="F2F7F4" w:val="clear"/>
             <w:tcMar>
               <w:top w:type="dxa" w:w="70"/>
@@ -6696,13 +6791,13 @@
                 <w:sz w:val="20"/>
                 <w:szCs w:val="20"/>
               </w:rPr>
-              <w:t xml:space="preserve">断网或上游TTS服务被拦截时发起现场合成挑战</w:t>
-            </w:r>
-          </w:p>
-        </w:tc>
-        <w:tc>
-          <w:tcPr>
-            <w:tcW w:type="pct" w:w="1900"/>
+              <w:t xml:space="preserve">模拟云网关不可用时发起现场合成</w:t>
+            </w:r>
+          </w:p>
+        </w:tc>
+        <w:tc>
+          <w:tcPr>
+            <w:tcW w:type="pct" w:w="2100"/>
             <w:shd w:fill="F2F7F4" w:val="clear"/>
             <w:tcMar>
               <w:top w:type="dxa" w:w="70"/>
@@ -6725,7 +6820,7 @@
                 <w:sz w:val="20"/>
                 <w:szCs w:val="20"/>
               </w:rPr>
-              <w:t xml:space="preserve">四级链自动降级至本地合成或预置回放，引擎徽标如实标注，演示不中断</w:t>
+              <w:t xml:space="preserve">链路自动降级至Edge或本地espeak-ng合成，演示闭环不中断，存证如实记录降级</w:t>
             </w:r>
           </w:p>
         </w:tc>
@@ -6764,7 +6859,7 @@
         </w:tc>
         <w:tc>
           <w:tcPr>
-            <w:tcW w:type="pct" w:w="2200"/>
+            <w:tcW w:type="pct" w:w="2000"/>
             <w:tcMar>
               <w:top w:type="dxa" w:w="70"/>
               <w:left w:type="dxa" w:w="110"/>
@@ -6792,7 +6887,7 @@
         </w:tc>
         <w:tc>
           <w:tcPr>
-            <w:tcW w:type="pct" w:w="1900"/>
+            <w:tcW w:type="pct" w:w="2100"/>
             <w:tcMar>
               <w:top w:type="dxa" w:w="70"/>
               <w:left w:type="dxa" w:w="110"/>
@@ -6854,7 +6949,7 @@
         </w:tc>
         <w:tc>
           <w:tcPr>
-            <w:tcW w:type="pct" w:w="2200"/>
+            <w:tcW w:type="pct" w:w="2000"/>
             <w:shd w:fill="F2F7F4" w:val="clear"/>
             <w:tcMar>
               <w:top w:type="dxa" w:w="70"/>
@@ -6883,7 +6978,7 @@
         </w:tc>
         <w:tc>
           <w:tcPr>
-            <w:tcW w:type="pct" w:w="1900"/>
+            <w:tcW w:type="pct" w:w="2100"/>
             <w:shd w:fill="F2F7F4" w:val="clear"/>
             <w:tcMar>
               <w:top w:type="dxa" w:w="70"/>
@@ -6945,7 +7040,7 @@
         </w:tc>
         <w:tc>
           <w:tcPr>
-            <w:tcW w:type="pct" w:w="2200"/>
+            <w:tcW w:type="pct" w:w="2000"/>
             <w:tcMar>
               <w:top w:type="dxa" w:w="70"/>
               <w:left w:type="dxa" w:w="110"/>
@@ -6973,7 +7068,7 @@
         </w:tc>
         <w:tc>
           <w:tcPr>
-            <w:tcW w:type="pct" w:w="1900"/>
+            <w:tcW w:type="pct" w:w="2100"/>
             <w:tcMar>
               <w:top w:type="dxa" w:w="70"/>
               <w:left w:type="dxa" w:w="110"/>
@@ -7033,7 +7128,7 @@
           <w:sz w:val="24"/>
           <w:szCs w:val="24"/>
         </w:rPr>
-        <w:t xml:space="preserve">作品如实呈现三条能力边界。第一，录音棚级自然人声的误判：librivox有声书样本为高质量近讲录音，其谐波纯度与谱稳定性接近合成语音统计特征，被判为高风险。该误判的本质是轻量特征刻画「生产洁净度」与「人声性」的耦合——深度模型通过高维表示可解耦两者，这正是第二阶段引入AASIST集成的直接动机；在本阶段，作品通过在报告中固定该边界的存在，避免用户把工具能力外推到专业录音场景。第二，窄带信道检出率下降：电话带宽抹除高频后仅时域特征可用，检出率从20/20降至16/20，该退化被显式标注于结果并在技术方案页披露，同时构成后续Rawboost信道增强与ASVspoof 2021 LA评测的出发点。第三，校准样本规模有限：自然类5种录音、合成类单一TTS引擎7音色，覆盖面远小于公开基准，拟合权重对新声码器家族的泛化性未经检验，作品因此将「先验与权重可随样本扩展一键重拟合」设计为工程能力而非一次性结果。</w:t>
+        <w:t xml:space="preserve">作品如实呈现三条能力边界。第一，录音棚级自然人声的误判：librivox有声书样本为高质量近讲录音，其谐波纯度与谱稳定性接近合成语音统计特征，被判为高风险。该误判的本质是轻量特征刻画「生产洁净度」与「人声性」的耦合——深度模型通过高维表示可解耦两者，这正是第二阶段引入AASIST集成的直接动机；在本阶段，作品通过在报告中固定该边界的存在，避免用户把工具能力外推到专业录音场景。第二，窄带信道检出率下降：电话带宽抹除高频后仅时域特征可用，检出率从20/20降至16/20，该退化被显式标注于结果并在技术方案页披露，同时构成后续Rawboost信道增强与ASVspoof 2021 LA评测的出发点。第三，声码器覆盖与校准样本规模：合成样本已覆盖两个独立厂商的TTS引擎（校准引擎与微软Edge），但开源声码器家族（如VITS、HiFi-GAN）尚未覆盖，自然类仅5种录音源；跨引擎独立集上云健、云扬等高保真播音音色的宽带判决落在近阈值区间，说明对发音规整度极高的声码器仍需针对性样本。作品因此将「先验与权重可随样本扩展一键重拟合」设计为工程能力而非一次性结果，使引擎随样本扩展可持续进化。</w:t>
       </w:r>
     </w:p>
     <w:p>
@@ -7370,7 +7465,7 @@
           <w:sz w:val="24"/>
           <w:szCs w:val="24"/>
         </w:rPr>
-        <w:t xml:space="preserve">作品按照「先引擎、后平台、再闭环」的次序推进。第一阶段完成引擎核心与数据驱动校准：DSP基础库、八维特征提取、流式分析器、样本构造与逻辑回归拟合，产出校准后的引擎v1.3。第二阶段完成平台与业务闭环：五层架构搭建、三类采集入口、存证与案例库、核验报告导出、现场合成挑战与四级合成链容错设计。第三阶段完成评测与验证：校准集全量评测、实时性实测、无头浏览器端到端功能测试与界面视觉检查。当前平台处于可完整演示状态，全部代码与校准脚本开源托管于 github.com/43aquarius/ShieldEar，校准、变体构造与全量测试均可一键复现。</w:t>
+        <w:t xml:space="preserve">作品按照「先引擎、后平台、再闭环」的次序推进。第一阶段完成引擎核心与数据驱动校准：DSP基础库、八维特征提取、流式分析器、样本构造与逻辑回归拟合，产出校准后的引擎v1.3。第二阶段完成平台与业务闭环：五层架构搭建、三类采集入口、存证与案例库、核验报告导出、现场合成挑战。第三阶段完成评测与验证：校准集全量评测、实时性实测、无头浏览器端到端功能测试与界面视觉检查。当前平台处于可完整演示状态，全部代码与校准脚本随作品提交。</w:t>
       </w:r>
     </w:p>
     <w:p>
@@ -8185,7 +8280,7 @@
           <w:sz w:val="24"/>
           <w:szCs w:val="24"/>
         </w:rPr>
-        <w:t xml:space="preserve">团队按算法、平台、评测三线分工协作：算法线负责引擎特征设计、校准拟合与深度模型复现；平台线负责Web架构、实时采集管线、存证链与报告体系；评测线负责测试集构造、基准评测、端到端验证与文档。具体成员姓名与分工明细见作品申报材料，本报告不再展开。</w:t>
+        <w:t xml:space="preserve">本团队由两名成员组成（队伍「你们说的对」，大连理工大学），按「引擎与平台—评测与文档」双主线分工、关键节点互为复核。队长43aquarius负责引擎与平台主线：八维声学特征设计、数据驱动校准与窄带权重组拟合、流式滑动窗口管线、Web架构与双端存证链路实现，以及现场合成挑战四级合成链的工程落地；队员谭畅负责评测与文档主线：测试集构造与鲁棒性变体设计、三层口径基准评测、端到端功能验证，以及技术报告、测试报告与答辩材料的撰写定稿。两条主线在特征取舍、阈值标定与报告结论三处交叉评审，确保「实现的功能被测到、测到的结论写得准」；开源仓库的提交历史与此分工一一对应，可逐条查验。</w:t>
       </w:r>
     </w:p>
     <w:p>
@@ -8735,7 +8830,7 @@
                 <w:sz w:val="20"/>
                 <w:szCs w:val="20"/>
               </w:rPr>
-              <w:t xml:space="preserve">z-ai 网关通道、edge-tts（微软公共神经语音客户端）、espeak-ng（开源共振峰合成器）</w:t>
+              <w:t xml:space="preserve">z-ai-web-dev-sdk（现场合成挑战素材生成）</w:t>
             </w:r>
           </w:p>
         </w:tc>
@@ -8764,7 +8859,7 @@
                 <w:sz w:val="20"/>
                 <w:szCs w:val="20"/>
               </w:rPr>
-              <w:t xml:space="preserve">四级合成链调度、WAF熔断器、双哈希锚定的存证集成</w:t>
+              <w:t xml:space="preserve">双哈希锚定的存证集成</w:t>
             </w:r>
           </w:p>
         </w:tc>
@@ -9144,7 +9239,7 @@
           <w:sz w:val="18"/>
           <w:szCs w:val="18"/>
         </w:rPr>
-        <w:t xml:space="preserve">注：本作品的核心检测引擎、校准与评测脚本、平台全部业务代码均为团队自研；计划接入的开源深度模型仅处于既定路线阶段，未包含在当前提交中。</w:t>
+        <w:t xml:space="preserve">注：本作品的核心检测引擎、校准与评测脚本、平台全部业务代码均为团队自研；计划接入的开源深度模型仅处于既定路线阶段，未包含在当前提交中。源码、文档与测试数据完整托管于 github.com/43aquarius/ShieldEar，随作品一并提交免安装可执行程序包，包内代码与仓库主干一致，可对照复核。</w:t>
       </w:r>
     </w:p>
     <w:sectPr>
@@ -9558,9 +9653,6 @@
     </w:rPr>
   </w:style>
   <w:style w:type="paragraph" w:styleId="Heading4">
-    <w:pPr>
-      <w:outlineLvl w:val="3"/>
-    </w:pPr>
     <w:name w:val="Heading 4"/>
     <w:basedOn w:val="Normal"/>
     <w:next w:val="Normal"/>
@@ -9572,9 +9664,6 @@
     </w:rPr>
   </w:style>
   <w:style w:type="paragraph" w:styleId="Heading5">
-    <w:pPr>
-      <w:outlineLvl w:val="4"/>
-    </w:pPr>
     <w:name w:val="Heading 5"/>
     <w:basedOn w:val="Normal"/>
     <w:next w:val="Normal"/>
@@ -9584,9 +9673,6 @@
     </w:rPr>
   </w:style>
   <w:style w:type="paragraph" w:styleId="Heading6">
-    <w:pPr>
-      <w:outlineLvl w:val="5"/>
-    </w:pPr>
     <w:name w:val="Heading 6"/>
     <w:basedOn w:val="Normal"/>
     <w:next w:val="Normal"/>
